--- a/TS Jatai Ghanam Project/TS 1.4/TS 1.4 Jatai Sanskrit Corrections.docx
+++ b/TS Jatai Ghanam Project/TS 1.4/TS 1.4 Jatai Sanskrit Corrections.docx
@@ -148,6 +148,1075 @@
       </w:tr>
       <w:tr>
         <w:trPr>
+          <w:trHeight w:val="1622"/>
+        </w:trPr>
+        <w:tc>
+          <w:tcPr>
+            <w:tcW w:w="6741" w:type="dxa"/>
+          </w:tcPr>
+          <w:p>
+            <w:pPr>
+              <w:widowControl w:val="0"/>
+              <w:autoSpaceDE w:val="0"/>
+              <w:autoSpaceDN w:val="0"/>
+              <w:adjustRightInd w:val="0"/>
+              <w:spacing w:line="240" w:lineRule="auto"/>
+              <w:rPr>
+                <w:rFonts w:ascii="BRH Devanagari Extra" w:hAnsi="BRH Devanagari Extra" w:cs="BRH Devanagari Extra"/>
+                <w:color w:val="000000"/>
+                <w:sz w:val="32"/>
+                <w:szCs w:val="32"/>
+              </w:rPr>
+            </w:pPr>
+            <w:r>
+              <w:rPr>
+                <w:rFonts w:cs="BRH Devanagari Extra"/>
+                <w:color w:val="000000"/>
+                <w:szCs w:val="32"/>
+              </w:rPr>
+              <w:t>34</w:t>
+            </w:r>
+            <w:r>
+              <w:rPr>
+                <w:rFonts w:ascii="BRH Devanagari Extra" w:hAnsi="BRH Devanagari Extra" w:cs="BRH Devanagari Extra"/>
+                <w:color w:val="000000"/>
+                <w:sz w:val="32"/>
+                <w:szCs w:val="32"/>
+              </w:rPr>
+              <w:t>)</w:t>
+            </w:r>
+            <w:r>
+              <w:rPr>
+                <w:rFonts w:ascii="BRH Devanagari Extra" w:hAnsi="BRH Devanagari Extra" w:cs="BRH Devanagari Extra"/>
+                <w:color w:val="000000"/>
+                <w:sz w:val="32"/>
+                <w:szCs w:val="32"/>
+              </w:rPr>
+              <w:tab/>
+            </w:r>
+            <w:r>
+              <w:rPr>
+                <w:rFonts w:cs="BRH Devanagari Extra"/>
+                <w:color w:val="000000"/>
+                <w:szCs w:val="32"/>
+              </w:rPr>
+              <w:t>1</w:t>
+            </w:r>
+            <w:r>
+              <w:rPr>
+                <w:rFonts w:ascii="BRH Devanagari Extra" w:hAnsi="BRH Devanagari Extra" w:cs="BRH Devanagari Extra"/>
+                <w:color w:val="000000"/>
+                <w:sz w:val="32"/>
+                <w:szCs w:val="32"/>
+              </w:rPr>
+              <w:t>.</w:t>
+            </w:r>
+            <w:r>
+              <w:rPr>
+                <w:rFonts w:cs="BRH Devanagari Extra"/>
+                <w:color w:val="000000"/>
+                <w:szCs w:val="32"/>
+              </w:rPr>
+              <w:t>4</w:t>
+            </w:r>
+            <w:r>
+              <w:rPr>
+                <w:rFonts w:ascii="BRH Devanagari Extra" w:hAnsi="BRH Devanagari Extra" w:cs="BRH Devanagari Extra"/>
+                <w:color w:val="000000"/>
+                <w:sz w:val="32"/>
+                <w:szCs w:val="32"/>
+              </w:rPr>
+              <w:t>.</w:t>
+            </w:r>
+            <w:r>
+              <w:rPr>
+                <w:rFonts w:cs="BRH Devanagari Extra"/>
+                <w:color w:val="000000"/>
+                <w:szCs w:val="32"/>
+              </w:rPr>
+              <w:t>2</w:t>
+            </w:r>
+            <w:r>
+              <w:rPr>
+                <w:rFonts w:ascii="BRH Devanagari Extra" w:hAnsi="BRH Devanagari Extra" w:cs="BRH Devanagari Extra"/>
+                <w:color w:val="000000"/>
+                <w:sz w:val="32"/>
+                <w:szCs w:val="32"/>
+              </w:rPr>
+              <w:t>.</w:t>
+            </w:r>
+            <w:r>
+              <w:rPr>
+                <w:rFonts w:cs="BRH Devanagari Extra"/>
+                <w:color w:val="000000"/>
+                <w:szCs w:val="32"/>
+              </w:rPr>
+              <w:t>1</w:t>
+            </w:r>
+            <w:r>
+              <w:rPr>
+                <w:rFonts w:ascii="BRH Devanagari Extra" w:hAnsi="BRH Devanagari Extra" w:cs="BRH Devanagari Extra"/>
+                <w:color w:val="000000"/>
+                <w:sz w:val="32"/>
+                <w:szCs w:val="32"/>
+              </w:rPr>
+              <w:t>(</w:t>
+            </w:r>
+            <w:r>
+              <w:rPr>
+                <w:rFonts w:cs="BRH Devanagari Extra"/>
+                <w:color w:val="000000"/>
+                <w:szCs w:val="32"/>
+              </w:rPr>
+              <w:t>31</w:t>
+            </w:r>
+            <w:r>
+              <w:rPr>
+                <w:rFonts w:ascii="BRH Devanagari Extra" w:hAnsi="BRH Devanagari Extra" w:cs="BRH Devanagari Extra"/>
+                <w:color w:val="000000"/>
+                <w:sz w:val="32"/>
+                <w:szCs w:val="32"/>
+              </w:rPr>
+              <w:t>)-  A</w:t>
+            </w:r>
+            <w:r>
+              <w:rPr>
+                <w:rFonts w:ascii="BRH Malayalam Extra" w:hAnsi="BRH Malayalam Extra" w:cs="BRH Devanagari Extra"/>
+                <w:color w:val="000000"/>
+                <w:szCs w:val="32"/>
+              </w:rPr>
+              <w:t>–</w:t>
+            </w:r>
+            <w:r>
+              <w:rPr>
+                <w:rFonts w:ascii="BRH Devanagari Extra" w:hAnsi="BRH Devanagari Extra" w:cs="BRH Devanagari Extra"/>
+                <w:color w:val="000000"/>
+                <w:sz w:val="32"/>
+                <w:szCs w:val="32"/>
+              </w:rPr>
+              <w:t>¹Ò</w:t>
+            </w:r>
+            <w:r>
+              <w:rPr>
+                <w:rFonts w:ascii="BRH Malayalam Extra" w:hAnsi="BRH Malayalam Extra" w:cs="BRH Devanagari Extra"/>
+                <w:color w:val="000000"/>
+                <w:szCs w:val="32"/>
+              </w:rPr>
+              <w:t>–</w:t>
+            </w:r>
+            <w:r>
+              <w:rPr>
+                <w:rFonts w:ascii="BRH Devanagari Extra" w:hAnsi="BRH Devanagari Extra" w:cs="BRH Devanagari Extra"/>
+                <w:color w:val="000000"/>
+                <w:sz w:val="32"/>
+                <w:szCs w:val="32"/>
+              </w:rPr>
+              <w:t xml:space="preserve"> | E</w:t>
+            </w:r>
+            <w:r>
+              <w:rPr>
+                <w:rFonts w:ascii="BRH Malayalam Extra" w:hAnsi="BRH Malayalam Extra" w:cs="BRH Devanagari Extra"/>
+                <w:color w:val="000000"/>
+                <w:szCs w:val="32"/>
+              </w:rPr>
+              <w:t>–</w:t>
+            </w:r>
+            <w:r>
+              <w:rPr>
+                <w:rFonts w:ascii="BRH Devanagari Extra" w:hAnsi="BRH Devanagari Extra" w:cs="BRH Devanagari Extra"/>
+                <w:color w:val="000000"/>
+                <w:sz w:val="32"/>
+                <w:szCs w:val="32"/>
+              </w:rPr>
+              <w:t xml:space="preserve">Â | </w:t>
+            </w:r>
+          </w:p>
+          <w:p>
+            <w:pPr>
+              <w:widowControl w:val="0"/>
+              <w:autoSpaceDE w:val="0"/>
+              <w:autoSpaceDN w:val="0"/>
+              <w:adjustRightInd w:val="0"/>
+              <w:spacing w:line="240" w:lineRule="auto"/>
+              <w:rPr>
+                <w:rFonts w:cs="Latha"/>
+                <w:b/>
+                <w:bCs/>
+                <w:szCs w:val="28"/>
+                <w:cs/>
+                <w:lang w:bidi="ta-IN"/>
+              </w:rPr>
+            </w:pPr>
+            <w:r>
+              <w:rPr>
+                <w:rFonts w:ascii="BRH Devanagari Extra" w:hAnsi="BRH Devanagari Extra" w:cs="BRH Devanagari Extra"/>
+                <w:color w:val="000000"/>
+                <w:sz w:val="32"/>
+                <w:szCs w:val="32"/>
+              </w:rPr>
+              <w:t>A</w:t>
+            </w:r>
+            <w:r>
+              <w:rPr>
+                <w:rFonts w:ascii="BRH Malayalam Extra" w:hAnsi="BRH Malayalam Extra" w:cs="BRH Devanagari Extra"/>
+                <w:color w:val="000000"/>
+                <w:szCs w:val="32"/>
+              </w:rPr>
+              <w:t>–</w:t>
+            </w:r>
+            <w:r>
+              <w:rPr>
+                <w:rFonts w:ascii="BRH Devanagari Extra" w:hAnsi="BRH Devanagari Extra" w:cs="BRH Devanagari Extra"/>
+                <w:color w:val="000000"/>
+                <w:sz w:val="32"/>
+                <w:szCs w:val="32"/>
+              </w:rPr>
+              <w:t>¹</w:t>
+            </w:r>
+            <w:r>
+              <w:rPr>
+                <w:rFonts w:ascii="BRH Malayalam Extra" w:hAnsi="BRH Malayalam Extra" w:cs="BRH Devanagari Extra"/>
+                <w:color w:val="000000"/>
+                <w:szCs w:val="32"/>
+              </w:rPr>
+              <w:t>–</w:t>
+            </w:r>
+            <w:r>
+              <w:rPr>
+                <w:rFonts w:ascii="BRH Devanagari Extra" w:hAnsi="BRH Devanagari Extra" w:cs="BRH Devanagari Extra"/>
+                <w:color w:val="000000"/>
+                <w:sz w:val="32"/>
+                <w:szCs w:val="32"/>
+              </w:rPr>
+              <w:t>ÕÃÿ(</w:t>
+            </w:r>
+            <w:r>
+              <w:rPr>
+                <w:rFonts w:cs="BRH Devanagari Extra"/>
+                <w:color w:val="000000"/>
+                <w:szCs w:val="32"/>
+              </w:rPr>
+              <w:t>1</w:t>
+            </w:r>
+            <w:r>
+              <w:rPr>
+                <w:rFonts w:ascii="BRH Malayalam Extra" w:hAnsi="BRH Malayalam Extra" w:cs="BRH Devanagari Extra"/>
+                <w:color w:val="000000"/>
+                <w:szCs w:val="32"/>
+              </w:rPr>
+              <w:t>–</w:t>
+            </w:r>
+            <w:r>
+              <w:rPr>
+                <w:rFonts w:ascii="BRH Devanagari Extra" w:hAnsi="BRH Devanagari Extra" w:cs="BRH Devanagari Extra"/>
+                <w:color w:val="000000"/>
+                <w:sz w:val="32"/>
+                <w:szCs w:val="32"/>
+              </w:rPr>
+              <w:t>)uÉïþwOèuÉ</w:t>
+            </w:r>
+            <w:r>
+              <w:rPr>
+                <w:rFonts w:ascii="BRH Devanagari Extra" w:hAnsi="BRH Devanagari Extra" w:cs="BRH Devanagari Extra"/>
+                <w:color w:val="000000"/>
+                <w:sz w:val="32"/>
+                <w:szCs w:val="32"/>
+                <w:highlight w:val="yellow"/>
+              </w:rPr>
+              <w:t>¹</w:t>
+            </w:r>
+            <w:r>
+              <w:rPr>
+                <w:rFonts w:ascii="BRH Devanagari Extra" w:hAnsi="BRH Devanagari Extra" w:cs="BRH Devanagari Extra"/>
+                <w:color w:val="000000"/>
+                <w:sz w:val="32"/>
+                <w:szCs w:val="32"/>
+              </w:rPr>
+              <w:t xml:space="preserve">ÕþÂ | </w:t>
+            </w:r>
+          </w:p>
+        </w:tc>
+        <w:tc>
+          <w:tcPr>
+            <w:tcW w:w="7655" w:type="dxa"/>
+          </w:tcPr>
+          <w:p>
+            <w:pPr>
+              <w:widowControl w:val="0"/>
+              <w:autoSpaceDE w:val="0"/>
+              <w:autoSpaceDN w:val="0"/>
+              <w:adjustRightInd w:val="0"/>
+              <w:spacing w:line="240" w:lineRule="auto"/>
+              <w:rPr>
+                <w:rFonts w:ascii="BRH Devanagari Extra" w:hAnsi="BRH Devanagari Extra" w:cs="BRH Devanagari Extra"/>
+                <w:color w:val="000000"/>
+                <w:sz w:val="32"/>
+                <w:szCs w:val="32"/>
+              </w:rPr>
+            </w:pPr>
+            <w:r>
+              <w:rPr>
+                <w:rFonts w:cs="BRH Devanagari Extra"/>
+                <w:color w:val="000000"/>
+                <w:szCs w:val="32"/>
+              </w:rPr>
+              <w:t>34</w:t>
+            </w:r>
+            <w:r>
+              <w:rPr>
+                <w:rFonts w:ascii="BRH Devanagari Extra" w:hAnsi="BRH Devanagari Extra" w:cs="BRH Devanagari Extra"/>
+                <w:color w:val="000000"/>
+                <w:sz w:val="32"/>
+                <w:szCs w:val="32"/>
+              </w:rPr>
+              <w:t>)</w:t>
+            </w:r>
+            <w:r>
+              <w:rPr>
+                <w:rFonts w:ascii="BRH Devanagari Extra" w:hAnsi="BRH Devanagari Extra" w:cs="BRH Devanagari Extra"/>
+                <w:color w:val="000000"/>
+                <w:sz w:val="32"/>
+                <w:szCs w:val="32"/>
+              </w:rPr>
+              <w:tab/>
+            </w:r>
+            <w:r>
+              <w:rPr>
+                <w:rFonts w:cs="BRH Devanagari Extra"/>
+                <w:color w:val="000000"/>
+                <w:szCs w:val="32"/>
+              </w:rPr>
+              <w:t>1</w:t>
+            </w:r>
+            <w:r>
+              <w:rPr>
+                <w:rFonts w:ascii="BRH Devanagari Extra" w:hAnsi="BRH Devanagari Extra" w:cs="BRH Devanagari Extra"/>
+                <w:color w:val="000000"/>
+                <w:sz w:val="32"/>
+                <w:szCs w:val="32"/>
+              </w:rPr>
+              <w:t>.</w:t>
+            </w:r>
+            <w:r>
+              <w:rPr>
+                <w:rFonts w:cs="BRH Devanagari Extra"/>
+                <w:color w:val="000000"/>
+                <w:szCs w:val="32"/>
+              </w:rPr>
+              <w:t>4</w:t>
+            </w:r>
+            <w:r>
+              <w:rPr>
+                <w:rFonts w:ascii="BRH Devanagari Extra" w:hAnsi="BRH Devanagari Extra" w:cs="BRH Devanagari Extra"/>
+                <w:color w:val="000000"/>
+                <w:sz w:val="32"/>
+                <w:szCs w:val="32"/>
+              </w:rPr>
+              <w:t>.</w:t>
+            </w:r>
+            <w:r>
+              <w:rPr>
+                <w:rFonts w:cs="BRH Devanagari Extra"/>
+                <w:color w:val="000000"/>
+                <w:szCs w:val="32"/>
+              </w:rPr>
+              <w:t>2</w:t>
+            </w:r>
+            <w:r>
+              <w:rPr>
+                <w:rFonts w:ascii="BRH Devanagari Extra" w:hAnsi="BRH Devanagari Extra" w:cs="BRH Devanagari Extra"/>
+                <w:color w:val="000000"/>
+                <w:sz w:val="32"/>
+                <w:szCs w:val="32"/>
+              </w:rPr>
+              <w:t>.</w:t>
+            </w:r>
+            <w:r>
+              <w:rPr>
+                <w:rFonts w:cs="BRH Devanagari Extra"/>
+                <w:color w:val="000000"/>
+                <w:szCs w:val="32"/>
+              </w:rPr>
+              <w:t>1</w:t>
+            </w:r>
+            <w:r>
+              <w:rPr>
+                <w:rFonts w:ascii="BRH Devanagari Extra" w:hAnsi="BRH Devanagari Extra" w:cs="BRH Devanagari Extra"/>
+                <w:color w:val="000000"/>
+                <w:sz w:val="32"/>
+                <w:szCs w:val="32"/>
+              </w:rPr>
+              <w:t>(</w:t>
+            </w:r>
+            <w:r>
+              <w:rPr>
+                <w:rFonts w:cs="BRH Devanagari Extra"/>
+                <w:color w:val="000000"/>
+                <w:szCs w:val="32"/>
+              </w:rPr>
+              <w:t>31</w:t>
+            </w:r>
+            <w:r>
+              <w:rPr>
+                <w:rFonts w:ascii="BRH Devanagari Extra" w:hAnsi="BRH Devanagari Extra" w:cs="BRH Devanagari Extra"/>
+                <w:color w:val="000000"/>
+                <w:sz w:val="32"/>
+                <w:szCs w:val="32"/>
+              </w:rPr>
+              <w:t>)-  A</w:t>
+            </w:r>
+            <w:r>
+              <w:rPr>
+                <w:rFonts w:ascii="BRH Malayalam Extra" w:hAnsi="BRH Malayalam Extra" w:cs="BRH Devanagari Extra"/>
+                <w:color w:val="000000"/>
+                <w:szCs w:val="32"/>
+              </w:rPr>
+              <w:t>–</w:t>
+            </w:r>
+            <w:r>
+              <w:rPr>
+                <w:rFonts w:ascii="BRH Devanagari Extra" w:hAnsi="BRH Devanagari Extra" w:cs="BRH Devanagari Extra"/>
+                <w:color w:val="000000"/>
+                <w:sz w:val="32"/>
+                <w:szCs w:val="32"/>
+              </w:rPr>
+              <w:t>¹Ò</w:t>
+            </w:r>
+            <w:r>
+              <w:rPr>
+                <w:rFonts w:ascii="BRH Malayalam Extra" w:hAnsi="BRH Malayalam Extra" w:cs="BRH Devanagari Extra"/>
+                <w:color w:val="000000"/>
+                <w:szCs w:val="32"/>
+              </w:rPr>
+              <w:t>–</w:t>
+            </w:r>
+            <w:r>
+              <w:rPr>
+                <w:rFonts w:ascii="BRH Devanagari Extra" w:hAnsi="BRH Devanagari Extra" w:cs="BRH Devanagari Extra"/>
+                <w:color w:val="000000"/>
+                <w:sz w:val="32"/>
+                <w:szCs w:val="32"/>
+              </w:rPr>
+              <w:t xml:space="preserve"> | E</w:t>
+            </w:r>
+            <w:r>
+              <w:rPr>
+                <w:rFonts w:ascii="BRH Malayalam Extra" w:hAnsi="BRH Malayalam Extra" w:cs="BRH Devanagari Extra"/>
+                <w:color w:val="000000"/>
+                <w:szCs w:val="32"/>
+              </w:rPr>
+              <w:t>–</w:t>
+            </w:r>
+            <w:r>
+              <w:rPr>
+                <w:rFonts w:ascii="BRH Devanagari Extra" w:hAnsi="BRH Devanagari Extra" w:cs="BRH Devanagari Extra"/>
+                <w:color w:val="000000"/>
+                <w:sz w:val="32"/>
+                <w:szCs w:val="32"/>
+              </w:rPr>
+              <w:t xml:space="preserve">Â | </w:t>
+            </w:r>
+          </w:p>
+          <w:p>
+            <w:pPr>
+              <w:widowControl w:val="0"/>
+              <w:autoSpaceDE w:val="0"/>
+              <w:autoSpaceDN w:val="0"/>
+              <w:adjustRightInd w:val="0"/>
+              <w:spacing w:line="240" w:lineRule="auto"/>
+              <w:rPr>
+                <w:rFonts w:cs="Latha"/>
+                <w:b/>
+                <w:bCs/>
+                <w:szCs w:val="28"/>
+                <w:cs/>
+                <w:lang w:bidi="ta-IN"/>
+              </w:rPr>
+            </w:pPr>
+            <w:r>
+              <w:rPr>
+                <w:rFonts w:ascii="BRH Devanagari Extra" w:hAnsi="BRH Devanagari Extra" w:cs="BRH Devanagari Extra"/>
+                <w:color w:val="000000"/>
+                <w:sz w:val="32"/>
+                <w:szCs w:val="32"/>
+              </w:rPr>
+              <w:t>A</w:t>
+            </w:r>
+            <w:r>
+              <w:rPr>
+                <w:rFonts w:ascii="BRH Malayalam Extra" w:hAnsi="BRH Malayalam Extra" w:cs="BRH Devanagari Extra"/>
+                <w:color w:val="000000"/>
+                <w:szCs w:val="32"/>
+              </w:rPr>
+              <w:t>–</w:t>
+            </w:r>
+            <w:r>
+              <w:rPr>
+                <w:rFonts w:ascii="BRH Devanagari Extra" w:hAnsi="BRH Devanagari Extra" w:cs="BRH Devanagari Extra"/>
+                <w:color w:val="000000"/>
+                <w:sz w:val="32"/>
+                <w:szCs w:val="32"/>
+              </w:rPr>
+              <w:t>¹</w:t>
+            </w:r>
+            <w:r>
+              <w:rPr>
+                <w:rFonts w:ascii="BRH Malayalam Extra" w:hAnsi="BRH Malayalam Extra" w:cs="BRH Devanagari Extra"/>
+                <w:color w:val="000000"/>
+                <w:szCs w:val="32"/>
+              </w:rPr>
+              <w:t>–</w:t>
+            </w:r>
+            <w:r>
+              <w:rPr>
+                <w:rFonts w:ascii="BRH Devanagari Extra" w:hAnsi="BRH Devanagari Extra" w:cs="BRH Devanagari Extra"/>
+                <w:color w:val="000000"/>
+                <w:sz w:val="32"/>
+                <w:szCs w:val="32"/>
+              </w:rPr>
+              <w:t>ÕÃÿ(</w:t>
+            </w:r>
+            <w:r>
+              <w:rPr>
+                <w:rFonts w:cs="BRH Devanagari Extra"/>
+                <w:color w:val="000000"/>
+                <w:szCs w:val="32"/>
+              </w:rPr>
+              <w:t>1</w:t>
+            </w:r>
+            <w:r>
+              <w:rPr>
+                <w:rFonts w:ascii="BRH Malayalam Extra" w:hAnsi="BRH Malayalam Extra" w:cs="BRH Devanagari Extra"/>
+                <w:color w:val="000000"/>
+                <w:szCs w:val="32"/>
+              </w:rPr>
+              <w:t>–</w:t>
+            </w:r>
+            <w:r>
+              <w:rPr>
+                <w:rFonts w:ascii="BRH Devanagari Extra" w:hAnsi="BRH Devanagari Extra" w:cs="BRH Devanagari Extra"/>
+                <w:color w:val="000000"/>
+                <w:sz w:val="32"/>
+                <w:szCs w:val="32"/>
+              </w:rPr>
+              <w:t>)uÉïþwOèu</w:t>
+            </w:r>
+            <w:r>
+              <w:rPr>
+                <w:rFonts w:ascii="BRH Devanagari Extra" w:hAnsi="BRH Devanagari Extra" w:cs="BRH Devanagari Extra"/>
+                <w:color w:val="000000"/>
+                <w:sz w:val="32"/>
+                <w:szCs w:val="32"/>
+                <w:highlight w:val="green"/>
+              </w:rPr>
+              <w:t>É¹Õ</w:t>
+            </w:r>
+            <w:r>
+              <w:rPr>
+                <w:rFonts w:ascii="BRH Malayalam Extra" w:hAnsi="BRH Malayalam Extra" w:cs="BRH Devanagari Extra"/>
+                <w:color w:val="000000"/>
+                <w:szCs w:val="32"/>
+              </w:rPr>
+              <w:t>–</w:t>
+            </w:r>
+            <w:r>
+              <w:rPr>
+                <w:rFonts w:ascii="BRH Devanagari Extra" w:hAnsi="BRH Devanagari Extra" w:cs="BRH Devanagari Extra"/>
+                <w:color w:val="000000"/>
+                <w:sz w:val="32"/>
+                <w:szCs w:val="32"/>
+              </w:rPr>
+              <w:t xml:space="preserve">Â | </w:t>
+            </w:r>
+          </w:p>
+        </w:tc>
+      </w:tr>
+      <w:tr>
+        <w:trPr>
+          <w:trHeight w:val="1545"/>
+        </w:trPr>
+        <w:tc>
+          <w:tcPr>
+            <w:tcW w:w="6741" w:type="dxa"/>
+          </w:tcPr>
+          <w:p>
+            <w:pPr>
+              <w:widowControl w:val="0"/>
+              <w:autoSpaceDE w:val="0"/>
+              <w:autoSpaceDN w:val="0"/>
+              <w:adjustRightInd w:val="0"/>
+              <w:spacing w:line="240" w:lineRule="auto"/>
+              <w:rPr>
+                <w:rFonts w:ascii="BRH Devanagari Extra" w:hAnsi="BRH Devanagari Extra" w:cs="BRH Devanagari Extra"/>
+                <w:color w:val="000000"/>
+                <w:sz w:val="32"/>
+                <w:szCs w:val="32"/>
+                <w:lang w:val="it-IT"/>
+              </w:rPr>
+            </w:pPr>
+            <w:r>
+              <w:rPr>
+                <w:rFonts w:cs="BRH Devanagari Extra"/>
+                <w:color w:val="000000"/>
+                <w:szCs w:val="32"/>
+                <w:lang w:val="it-IT"/>
+              </w:rPr>
+              <w:t>23</w:t>
+            </w:r>
+            <w:r>
+              <w:rPr>
+                <w:rFonts w:ascii="BRH Devanagari Extra" w:hAnsi="BRH Devanagari Extra" w:cs="BRH Devanagari Extra"/>
+                <w:color w:val="000000"/>
+                <w:sz w:val="32"/>
+                <w:szCs w:val="32"/>
+                <w:lang w:val="it-IT"/>
+              </w:rPr>
+              <w:t>)</w:t>
+            </w:r>
+            <w:r>
+              <w:rPr>
+                <w:rFonts w:ascii="BRH Devanagari Extra" w:hAnsi="BRH Devanagari Extra" w:cs="BRH Devanagari Extra"/>
+                <w:color w:val="000000"/>
+                <w:sz w:val="32"/>
+                <w:szCs w:val="32"/>
+                <w:lang w:val="it-IT"/>
+              </w:rPr>
+              <w:tab/>
+            </w:r>
+            <w:r>
+              <w:rPr>
+                <w:rFonts w:cs="BRH Devanagari Extra"/>
+                <w:color w:val="000000"/>
+                <w:szCs w:val="32"/>
+                <w:lang w:val="it-IT"/>
+              </w:rPr>
+              <w:t>1</w:t>
+            </w:r>
+            <w:r>
+              <w:rPr>
+                <w:rFonts w:ascii="BRH Devanagari Extra" w:hAnsi="BRH Devanagari Extra" w:cs="BRH Devanagari Extra"/>
+                <w:color w:val="000000"/>
+                <w:sz w:val="32"/>
+                <w:szCs w:val="32"/>
+                <w:lang w:val="it-IT"/>
+              </w:rPr>
+              <w:t>.</w:t>
+            </w:r>
+            <w:r>
+              <w:rPr>
+                <w:rFonts w:cs="BRH Devanagari Extra"/>
+                <w:color w:val="000000"/>
+                <w:szCs w:val="32"/>
+                <w:lang w:val="it-IT"/>
+              </w:rPr>
+              <w:t>4</w:t>
+            </w:r>
+            <w:r>
+              <w:rPr>
+                <w:rFonts w:ascii="BRH Devanagari Extra" w:hAnsi="BRH Devanagari Extra" w:cs="BRH Devanagari Extra"/>
+                <w:color w:val="000000"/>
+                <w:sz w:val="32"/>
+                <w:szCs w:val="32"/>
+                <w:lang w:val="it-IT"/>
+              </w:rPr>
+              <w:t>.</w:t>
+            </w:r>
+            <w:r>
+              <w:rPr>
+                <w:rFonts w:cs="BRH Devanagari Extra"/>
+                <w:color w:val="000000"/>
+                <w:szCs w:val="32"/>
+                <w:lang w:val="it-IT"/>
+              </w:rPr>
+              <w:t>42</w:t>
+            </w:r>
+            <w:r>
+              <w:rPr>
+                <w:rFonts w:ascii="BRH Devanagari Extra" w:hAnsi="BRH Devanagari Extra" w:cs="BRH Devanagari Extra"/>
+                <w:color w:val="000000"/>
+                <w:sz w:val="32"/>
+                <w:szCs w:val="32"/>
+                <w:lang w:val="it-IT"/>
+              </w:rPr>
+              <w:t>.</w:t>
+            </w:r>
+            <w:r>
+              <w:rPr>
+                <w:rFonts w:cs="BRH Devanagari Extra"/>
+                <w:color w:val="000000"/>
+                <w:szCs w:val="32"/>
+                <w:lang w:val="it-IT"/>
+              </w:rPr>
+              <w:t>1</w:t>
+            </w:r>
+            <w:r>
+              <w:rPr>
+                <w:rFonts w:ascii="BRH Devanagari Extra" w:hAnsi="BRH Devanagari Extra" w:cs="BRH Devanagari Extra"/>
+                <w:color w:val="000000"/>
+                <w:sz w:val="32"/>
+                <w:szCs w:val="32"/>
+                <w:lang w:val="it-IT"/>
+              </w:rPr>
+              <w:t>(</w:t>
+            </w:r>
+            <w:r>
+              <w:rPr>
+                <w:rFonts w:cs="BRH Devanagari Extra"/>
+                <w:color w:val="000000"/>
+                <w:szCs w:val="32"/>
+                <w:lang w:val="it-IT"/>
+              </w:rPr>
+              <w:t>19</w:t>
+            </w:r>
+            <w:r>
+              <w:rPr>
+                <w:rFonts w:ascii="BRH Devanagari Extra" w:hAnsi="BRH Devanagari Extra" w:cs="BRH Devanagari Extra"/>
+                <w:color w:val="000000"/>
+                <w:sz w:val="32"/>
+                <w:szCs w:val="32"/>
+                <w:lang w:val="it-IT"/>
+              </w:rPr>
+              <w:t>)-  lÉ</w:t>
+            </w:r>
+            <w:r>
+              <w:rPr>
+                <w:rFonts w:ascii="BRH Malayalam Extra" w:hAnsi="BRH Malayalam Extra" w:cs="BRH Devanagari Extra"/>
+                <w:color w:val="000000"/>
+                <w:szCs w:val="32"/>
+                <w:lang w:val="it-IT"/>
+              </w:rPr>
+              <w:t>–</w:t>
+            </w:r>
+            <w:r>
+              <w:rPr>
+                <w:rFonts w:ascii="BRH Devanagari Extra" w:hAnsi="BRH Devanagari Extra" w:cs="BRH Devanagari Extra"/>
+                <w:color w:val="000000"/>
+                <w:sz w:val="32"/>
+                <w:szCs w:val="32"/>
+                <w:lang w:val="it-IT"/>
+              </w:rPr>
+              <w:t xml:space="preserve">È || </w:t>
+            </w:r>
+          </w:p>
+          <w:p>
+            <w:pPr>
+              <w:widowControl w:val="0"/>
+              <w:autoSpaceDE w:val="0"/>
+              <w:autoSpaceDN w:val="0"/>
+              <w:adjustRightInd w:val="0"/>
+              <w:spacing w:line="240" w:lineRule="auto"/>
+              <w:rPr>
+                <w:rFonts w:cs="BRH Malayalam Extra"/>
+                <w:color w:val="000000"/>
+                <w:szCs w:val="40"/>
+                <w:lang w:val="it-IT"/>
+              </w:rPr>
+            </w:pPr>
+            <w:r>
+              <w:rPr>
+                <w:rFonts w:ascii="BRH Devanagari Extra" w:hAnsi="BRH Devanagari Extra" w:cs="BRH Devanagari Extra"/>
+                <w:color w:val="000000"/>
+                <w:sz w:val="32"/>
+                <w:szCs w:val="32"/>
+                <w:lang w:val="it-IT"/>
+              </w:rPr>
+              <w:t>lÉ</w:t>
+            </w:r>
+            <w:r>
+              <w:rPr>
+                <w:rFonts w:ascii="BRH Malayalam Extra" w:hAnsi="BRH Malayalam Extra" w:cs="BRH Devanagari Extra"/>
+                <w:color w:val="000000"/>
+                <w:szCs w:val="32"/>
+                <w:lang w:val="it-IT"/>
+              </w:rPr>
+              <w:t>–</w:t>
+            </w:r>
+            <w:r>
+              <w:rPr>
+                <w:rFonts w:ascii="BRH Devanagari Extra" w:hAnsi="BRH Devanagari Extra" w:cs="BRH Devanagari Extra"/>
+                <w:color w:val="000000"/>
+                <w:sz w:val="32"/>
+                <w:szCs w:val="32"/>
+                <w:lang w:val="it-IT"/>
+              </w:rPr>
+              <w:t xml:space="preserve"> CÌiÉþ </w:t>
+            </w:r>
+            <w:r>
+              <w:rPr>
+                <w:rFonts w:ascii="BRH Devanagari Extra" w:hAnsi="BRH Devanagari Extra" w:cs="BRH Devanagari Extra"/>
+                <w:color w:val="000000"/>
+                <w:sz w:val="32"/>
+                <w:szCs w:val="32"/>
+                <w:highlight w:val="yellow"/>
+                <w:lang w:val="it-IT"/>
+              </w:rPr>
+              <w:t>lÉ</w:t>
+            </w:r>
+            <w:r>
+              <w:rPr>
+                <w:rFonts w:ascii="BRH Malayalam Extra" w:hAnsi="BRH Malayalam Extra" w:cs="BRH Devanagari Extra"/>
+                <w:color w:val="000000"/>
+                <w:szCs w:val="32"/>
+                <w:highlight w:val="yellow"/>
+                <w:lang w:val="it-IT"/>
+              </w:rPr>
+              <w:t>–</w:t>
+            </w:r>
+            <w:r>
+              <w:rPr>
+                <w:rFonts w:ascii="BRH Devanagari Extra" w:hAnsi="BRH Devanagari Extra" w:cs="BRH Devanagari Extra"/>
+                <w:color w:val="000000"/>
+                <w:sz w:val="32"/>
+                <w:szCs w:val="32"/>
+                <w:highlight w:val="yellow"/>
+                <w:lang w:val="it-IT"/>
+              </w:rPr>
+              <w:t>È</w:t>
+            </w:r>
+            <w:r>
+              <w:rPr>
+                <w:rFonts w:ascii="BRH Devanagari Extra" w:hAnsi="BRH Devanagari Extra" w:cs="BRH Devanagari Extra"/>
+                <w:color w:val="000000"/>
+                <w:sz w:val="32"/>
+                <w:szCs w:val="32"/>
+                <w:lang w:val="it-IT"/>
+              </w:rPr>
+              <w:t xml:space="preserve"> | </w:t>
+            </w:r>
+          </w:p>
+        </w:tc>
+        <w:tc>
+          <w:tcPr>
+            <w:tcW w:w="7655" w:type="dxa"/>
+          </w:tcPr>
+          <w:p>
+            <w:pPr>
+              <w:widowControl w:val="0"/>
+              <w:autoSpaceDE w:val="0"/>
+              <w:autoSpaceDN w:val="0"/>
+              <w:adjustRightInd w:val="0"/>
+              <w:spacing w:line="240" w:lineRule="auto"/>
+              <w:rPr>
+                <w:rFonts w:ascii="BRH Devanagari Extra" w:hAnsi="BRH Devanagari Extra" w:cs="BRH Devanagari Extra"/>
+                <w:color w:val="000000"/>
+                <w:sz w:val="32"/>
+                <w:szCs w:val="32"/>
+                <w:lang w:val="it-IT"/>
+              </w:rPr>
+            </w:pPr>
+            <w:r>
+              <w:rPr>
+                <w:rFonts w:cs="BRH Devanagari Extra"/>
+                <w:color w:val="000000"/>
+                <w:szCs w:val="32"/>
+                <w:lang w:val="it-IT"/>
+              </w:rPr>
+              <w:t>23</w:t>
+            </w:r>
+            <w:r>
+              <w:rPr>
+                <w:rFonts w:ascii="BRH Devanagari Extra" w:hAnsi="BRH Devanagari Extra" w:cs="BRH Devanagari Extra"/>
+                <w:color w:val="000000"/>
+                <w:sz w:val="32"/>
+                <w:szCs w:val="32"/>
+                <w:lang w:val="it-IT"/>
+              </w:rPr>
+              <w:t>)</w:t>
+            </w:r>
+            <w:r>
+              <w:rPr>
+                <w:rFonts w:ascii="BRH Devanagari Extra" w:hAnsi="BRH Devanagari Extra" w:cs="BRH Devanagari Extra"/>
+                <w:color w:val="000000"/>
+                <w:sz w:val="32"/>
+                <w:szCs w:val="32"/>
+                <w:lang w:val="it-IT"/>
+              </w:rPr>
+              <w:tab/>
+            </w:r>
+            <w:r>
+              <w:rPr>
+                <w:rFonts w:cs="BRH Devanagari Extra"/>
+                <w:color w:val="000000"/>
+                <w:szCs w:val="32"/>
+                <w:lang w:val="it-IT"/>
+              </w:rPr>
+              <w:t>1</w:t>
+            </w:r>
+            <w:r>
+              <w:rPr>
+                <w:rFonts w:ascii="BRH Devanagari Extra" w:hAnsi="BRH Devanagari Extra" w:cs="BRH Devanagari Extra"/>
+                <w:color w:val="000000"/>
+                <w:sz w:val="32"/>
+                <w:szCs w:val="32"/>
+                <w:lang w:val="it-IT"/>
+              </w:rPr>
+              <w:t>.</w:t>
+            </w:r>
+            <w:r>
+              <w:rPr>
+                <w:rFonts w:cs="BRH Devanagari Extra"/>
+                <w:color w:val="000000"/>
+                <w:szCs w:val="32"/>
+                <w:lang w:val="it-IT"/>
+              </w:rPr>
+              <w:t>4</w:t>
+            </w:r>
+            <w:r>
+              <w:rPr>
+                <w:rFonts w:ascii="BRH Devanagari Extra" w:hAnsi="BRH Devanagari Extra" w:cs="BRH Devanagari Extra"/>
+                <w:color w:val="000000"/>
+                <w:sz w:val="32"/>
+                <w:szCs w:val="32"/>
+                <w:lang w:val="it-IT"/>
+              </w:rPr>
+              <w:t>.</w:t>
+            </w:r>
+            <w:r>
+              <w:rPr>
+                <w:rFonts w:cs="BRH Devanagari Extra"/>
+                <w:color w:val="000000"/>
+                <w:szCs w:val="32"/>
+                <w:lang w:val="it-IT"/>
+              </w:rPr>
+              <w:t>42</w:t>
+            </w:r>
+            <w:r>
+              <w:rPr>
+                <w:rFonts w:ascii="BRH Devanagari Extra" w:hAnsi="BRH Devanagari Extra" w:cs="BRH Devanagari Extra"/>
+                <w:color w:val="000000"/>
+                <w:sz w:val="32"/>
+                <w:szCs w:val="32"/>
+                <w:lang w:val="it-IT"/>
+              </w:rPr>
+              <w:t>.</w:t>
+            </w:r>
+            <w:r>
+              <w:rPr>
+                <w:rFonts w:cs="BRH Devanagari Extra"/>
+                <w:color w:val="000000"/>
+                <w:szCs w:val="32"/>
+                <w:lang w:val="it-IT"/>
+              </w:rPr>
+              <w:t>1</w:t>
+            </w:r>
+            <w:r>
+              <w:rPr>
+                <w:rFonts w:ascii="BRH Devanagari Extra" w:hAnsi="BRH Devanagari Extra" w:cs="BRH Devanagari Extra"/>
+                <w:color w:val="000000"/>
+                <w:sz w:val="32"/>
+                <w:szCs w:val="32"/>
+                <w:lang w:val="it-IT"/>
+              </w:rPr>
+              <w:t>(</w:t>
+            </w:r>
+            <w:r>
+              <w:rPr>
+                <w:rFonts w:cs="BRH Devanagari Extra"/>
+                <w:color w:val="000000"/>
+                <w:szCs w:val="32"/>
+                <w:lang w:val="it-IT"/>
+              </w:rPr>
+              <w:t>19</w:t>
+            </w:r>
+            <w:r>
+              <w:rPr>
+                <w:rFonts w:ascii="BRH Devanagari Extra" w:hAnsi="BRH Devanagari Extra" w:cs="BRH Devanagari Extra"/>
+                <w:color w:val="000000"/>
+                <w:sz w:val="32"/>
+                <w:szCs w:val="32"/>
+                <w:lang w:val="it-IT"/>
+              </w:rPr>
+              <w:t>)-  lÉ</w:t>
+            </w:r>
+            <w:r>
+              <w:rPr>
+                <w:rFonts w:ascii="BRH Malayalam Extra" w:hAnsi="BRH Malayalam Extra" w:cs="BRH Devanagari Extra"/>
+                <w:color w:val="000000"/>
+                <w:szCs w:val="32"/>
+                <w:lang w:val="it-IT"/>
+              </w:rPr>
+              <w:t>–</w:t>
+            </w:r>
+            <w:r>
+              <w:rPr>
+                <w:rFonts w:ascii="BRH Devanagari Extra" w:hAnsi="BRH Devanagari Extra" w:cs="BRH Devanagari Extra"/>
+                <w:color w:val="000000"/>
+                <w:sz w:val="32"/>
+                <w:szCs w:val="32"/>
+                <w:lang w:val="it-IT"/>
+              </w:rPr>
+              <w:t xml:space="preserve">È || </w:t>
+            </w:r>
+          </w:p>
+          <w:p>
+            <w:pPr>
+              <w:widowControl w:val="0"/>
+              <w:autoSpaceDE w:val="0"/>
+              <w:autoSpaceDN w:val="0"/>
+              <w:adjustRightInd w:val="0"/>
+              <w:spacing w:line="240" w:lineRule="auto"/>
+              <w:rPr>
+                <w:rFonts w:cs="BRH Malayalam Extra"/>
+                <w:color w:val="000000"/>
+                <w:szCs w:val="40"/>
+                <w:lang w:val="it-IT"/>
+              </w:rPr>
+            </w:pPr>
+            <w:r>
+              <w:rPr>
+                <w:rFonts w:ascii="BRH Devanagari Extra" w:hAnsi="BRH Devanagari Extra" w:cs="BRH Devanagari Extra"/>
+                <w:color w:val="000000"/>
+                <w:sz w:val="32"/>
+                <w:szCs w:val="32"/>
+                <w:lang w:val="it-IT"/>
+              </w:rPr>
+              <w:t>lÉ</w:t>
+            </w:r>
+            <w:r>
+              <w:rPr>
+                <w:rFonts w:ascii="BRH Malayalam Extra" w:hAnsi="BRH Malayalam Extra" w:cs="BRH Devanagari Extra"/>
+                <w:color w:val="000000"/>
+                <w:szCs w:val="32"/>
+                <w:lang w:val="it-IT"/>
+              </w:rPr>
+              <w:t>–</w:t>
+            </w:r>
+            <w:r>
+              <w:rPr>
+                <w:rFonts w:ascii="BRH Devanagari Extra" w:hAnsi="BRH Devanagari Extra" w:cs="BRH Devanagari Extra"/>
+                <w:color w:val="000000"/>
+                <w:sz w:val="32"/>
+                <w:szCs w:val="32"/>
+                <w:lang w:val="it-IT"/>
+              </w:rPr>
+              <w:t xml:space="preserve"> CÌiÉþ </w:t>
+            </w:r>
+            <w:r>
+              <w:rPr>
+                <w:rFonts w:ascii="BRH Devanagari Extra" w:hAnsi="BRH Devanagari Extra" w:cs="BRH Devanagari Extra"/>
+                <w:color w:val="000000"/>
+                <w:sz w:val="32"/>
+                <w:szCs w:val="32"/>
+                <w:highlight w:val="green"/>
+                <w:lang w:val="it-IT"/>
+              </w:rPr>
+              <w:t>lÉÈ</w:t>
+            </w:r>
+            <w:r>
+              <w:rPr>
+                <w:rFonts w:ascii="BRH Devanagari Extra" w:hAnsi="BRH Devanagari Extra" w:cs="BRH Devanagari Extra"/>
+                <w:color w:val="000000"/>
+                <w:sz w:val="32"/>
+                <w:szCs w:val="32"/>
+                <w:lang w:val="it-IT"/>
+              </w:rPr>
+              <w:t xml:space="preserve"> | </w:t>
+            </w:r>
+          </w:p>
+        </w:tc>
+      </w:tr>
+      <w:tr>
+        <w:trPr>
           <w:trHeight w:val="771"/>
         </w:trPr>
         <w:tc>
@@ -162,291 +1231,10 @@
               <w:adjustRightInd w:val="0"/>
               <w:spacing w:line="240" w:lineRule="auto"/>
               <w:rPr>
-                <w:rFonts w:ascii="BRH Devanagari Extra" w:hAnsi="BRH Devanagari Extra" w:cs="BRH Devanagari Extra"/>
+                <w:rFonts w:cs="BRH Devanagari Extra"/>
                 <w:color w:val="000000"/>
-                <w:sz w:val="32"/>
-                <w:szCs w:val="32"/>
-              </w:rPr>
-            </w:pPr>
-            <w:r>
-              <w:rPr>
-                <w:rFonts w:cs="BRH Devanagari Extra"/>
-                <w:color w:val="000000"/>
-                <w:szCs w:val="32"/>
-              </w:rPr>
-              <w:t>34</w:t>
-            </w:r>
-            <w:r>
-              <w:rPr>
-                <w:rFonts w:ascii="BRH Devanagari Extra" w:hAnsi="BRH Devanagari Extra" w:cs="BRH Devanagari Extra"/>
-                <w:color w:val="000000"/>
-                <w:sz w:val="32"/>
-                <w:szCs w:val="32"/>
-              </w:rPr>
-              <w:t>)</w:t>
-            </w:r>
-            <w:r>
-              <w:rPr>
-                <w:rFonts w:ascii="BRH Devanagari Extra" w:hAnsi="BRH Devanagari Extra" w:cs="BRH Devanagari Extra"/>
-                <w:color w:val="000000"/>
-                <w:sz w:val="32"/>
-                <w:szCs w:val="32"/>
-              </w:rPr>
-              <w:tab/>
-            </w:r>
-            <w:r>
-              <w:rPr>
-                <w:rFonts w:cs="BRH Devanagari Extra"/>
-                <w:color w:val="000000"/>
-                <w:szCs w:val="32"/>
-              </w:rPr>
-              <w:t>1</w:t>
-            </w:r>
-            <w:r>
-              <w:rPr>
-                <w:rFonts w:ascii="BRH Devanagari Extra" w:hAnsi="BRH Devanagari Extra" w:cs="BRH Devanagari Extra"/>
-                <w:color w:val="000000"/>
-                <w:sz w:val="32"/>
-                <w:szCs w:val="32"/>
-              </w:rPr>
-              <w:t>.</w:t>
-            </w:r>
-            <w:r>
-              <w:rPr>
-                <w:rFonts w:cs="BRH Devanagari Extra"/>
-                <w:color w:val="000000"/>
-                <w:szCs w:val="32"/>
-              </w:rPr>
-              <w:t>4</w:t>
-            </w:r>
-            <w:r>
-              <w:rPr>
-                <w:rFonts w:ascii="BRH Devanagari Extra" w:hAnsi="BRH Devanagari Extra" w:cs="BRH Devanagari Extra"/>
-                <w:color w:val="000000"/>
-                <w:sz w:val="32"/>
-                <w:szCs w:val="32"/>
-              </w:rPr>
-              <w:t>.</w:t>
-            </w:r>
-            <w:r>
-              <w:rPr>
-                <w:rFonts w:cs="BRH Devanagari Extra"/>
-                <w:color w:val="000000"/>
-                <w:szCs w:val="32"/>
-              </w:rPr>
-              <w:t>2</w:t>
-            </w:r>
-            <w:r>
-              <w:rPr>
-                <w:rFonts w:ascii="BRH Devanagari Extra" w:hAnsi="BRH Devanagari Extra" w:cs="BRH Devanagari Extra"/>
-                <w:color w:val="000000"/>
-                <w:sz w:val="32"/>
-                <w:szCs w:val="32"/>
-              </w:rPr>
-              <w:t>.</w:t>
-            </w:r>
-            <w:r>
-              <w:rPr>
-                <w:rFonts w:cs="BRH Devanagari Extra"/>
-                <w:color w:val="000000"/>
-                <w:szCs w:val="32"/>
-              </w:rPr>
-              <w:t>1</w:t>
-            </w:r>
-            <w:r>
-              <w:rPr>
-                <w:rFonts w:ascii="BRH Devanagari Extra" w:hAnsi="BRH Devanagari Extra" w:cs="BRH Devanagari Extra"/>
-                <w:color w:val="000000"/>
-                <w:sz w:val="32"/>
-                <w:szCs w:val="32"/>
-              </w:rPr>
-              <w:t>(</w:t>
-            </w:r>
-            <w:r>
-              <w:rPr>
-                <w:rFonts w:cs="BRH Devanagari Extra"/>
-                <w:color w:val="000000"/>
-                <w:szCs w:val="32"/>
-              </w:rPr>
-              <w:t>31</w:t>
-            </w:r>
-            <w:r>
-              <w:rPr>
-                <w:rFonts w:ascii="BRH Devanagari Extra" w:hAnsi="BRH Devanagari Extra" w:cs="BRH Devanagari Extra"/>
-                <w:color w:val="000000"/>
-                <w:sz w:val="32"/>
-                <w:szCs w:val="32"/>
-              </w:rPr>
-              <w:t>)-  A</w:t>
-            </w:r>
-            <w:r>
-              <w:rPr>
-                <w:rFonts w:ascii="BRH Malayalam Extra" w:hAnsi="BRH Malayalam Extra" w:cs="BRH Devanagari Extra"/>
-                <w:color w:val="000000"/>
-                <w:szCs w:val="32"/>
-              </w:rPr>
-              <w:t>–</w:t>
-            </w:r>
-            <w:r>
-              <w:rPr>
-                <w:rFonts w:ascii="BRH Devanagari Extra" w:hAnsi="BRH Devanagari Extra" w:cs="BRH Devanagari Extra"/>
-                <w:color w:val="000000"/>
-                <w:sz w:val="32"/>
-                <w:szCs w:val="32"/>
-              </w:rPr>
-              <w:t>¹Ò</w:t>
-            </w:r>
-            <w:r>
-              <w:rPr>
-                <w:rFonts w:ascii="BRH Malayalam Extra" w:hAnsi="BRH Malayalam Extra" w:cs="BRH Devanagari Extra"/>
-                <w:color w:val="000000"/>
-                <w:szCs w:val="32"/>
-              </w:rPr>
-              <w:t>–</w:t>
-            </w:r>
-            <w:r>
-              <w:rPr>
-                <w:rFonts w:ascii="BRH Devanagari Extra" w:hAnsi="BRH Devanagari Extra" w:cs="BRH Devanagari Extra"/>
-                <w:color w:val="000000"/>
-                <w:sz w:val="32"/>
-                <w:szCs w:val="32"/>
-              </w:rPr>
-              <w:t xml:space="preserve"> | E</w:t>
-            </w:r>
-            <w:r>
-              <w:rPr>
-                <w:rFonts w:ascii="BRH Malayalam Extra" w:hAnsi="BRH Malayalam Extra" w:cs="BRH Devanagari Extra"/>
-                <w:color w:val="000000"/>
-                <w:szCs w:val="32"/>
-              </w:rPr>
-              <w:t>–</w:t>
-            </w:r>
-            <w:r>
-              <w:rPr>
-                <w:rFonts w:ascii="BRH Devanagari Extra" w:hAnsi="BRH Devanagari Extra" w:cs="BRH Devanagari Extra"/>
-                <w:color w:val="000000"/>
-                <w:sz w:val="32"/>
-                <w:szCs w:val="32"/>
-              </w:rPr>
-              <w:t xml:space="preserve">Â | </w:t>
-            </w:r>
-          </w:p>
-          <w:p>
-            <w:pPr>
-              <w:widowControl w:val="0"/>
-              <w:autoSpaceDE w:val="0"/>
-              <w:autoSpaceDN w:val="0"/>
-              <w:adjustRightInd w:val="0"/>
-              <w:spacing w:line="240" w:lineRule="auto"/>
-              <w:rPr>
-                <w:rFonts w:ascii="BRH Devanagari Extra" w:hAnsi="BRH Devanagari Extra" w:cs="BRH Devanagari Extra"/>
-                <w:color w:val="000000"/>
-                <w:sz w:val="32"/>
-                <w:szCs w:val="32"/>
-              </w:rPr>
-            </w:pPr>
-            <w:r>
-              <w:rPr>
-                <w:rFonts w:ascii="BRH Devanagari Extra" w:hAnsi="BRH Devanagari Extra" w:cs="BRH Devanagari Extra"/>
-                <w:color w:val="000000"/>
-                <w:sz w:val="32"/>
-                <w:szCs w:val="32"/>
-              </w:rPr>
-              <w:t>A</w:t>
-            </w:r>
-            <w:r>
-              <w:rPr>
-                <w:rFonts w:ascii="BRH Malayalam Extra" w:hAnsi="BRH Malayalam Extra" w:cs="BRH Devanagari Extra"/>
-                <w:color w:val="000000"/>
-                <w:szCs w:val="32"/>
-              </w:rPr>
-              <w:t>–</w:t>
-            </w:r>
-            <w:r>
-              <w:rPr>
-                <w:rFonts w:ascii="BRH Devanagari Extra" w:hAnsi="BRH Devanagari Extra" w:cs="BRH Devanagari Extra"/>
-                <w:color w:val="000000"/>
-                <w:sz w:val="32"/>
-                <w:szCs w:val="32"/>
-              </w:rPr>
-              <w:t>¹</w:t>
-            </w:r>
-            <w:r>
-              <w:rPr>
-                <w:rFonts w:ascii="BRH Malayalam Extra" w:hAnsi="BRH Malayalam Extra" w:cs="BRH Devanagari Extra"/>
-                <w:color w:val="000000"/>
-                <w:szCs w:val="32"/>
-              </w:rPr>
-              <w:t>–</w:t>
-            </w:r>
-            <w:r>
-              <w:rPr>
-                <w:rFonts w:ascii="BRH Devanagari Extra" w:hAnsi="BRH Devanagari Extra" w:cs="BRH Devanagari Extra"/>
-                <w:color w:val="000000"/>
-                <w:sz w:val="32"/>
-                <w:szCs w:val="32"/>
-              </w:rPr>
-              <w:t>ÕÃÿ(</w:t>
-            </w:r>
-            <w:r>
-              <w:rPr>
-                <w:rFonts w:cs="BRH Devanagari Extra"/>
-                <w:color w:val="000000"/>
-                <w:szCs w:val="32"/>
-              </w:rPr>
-              <w:t>1</w:t>
-            </w:r>
-            <w:r>
-              <w:rPr>
-                <w:rFonts w:ascii="BRH Malayalam Extra" w:hAnsi="BRH Malayalam Extra" w:cs="BRH Devanagari Extra"/>
-                <w:color w:val="000000"/>
-                <w:szCs w:val="32"/>
-              </w:rPr>
-              <w:t>–</w:t>
-            </w:r>
-            <w:r>
-              <w:rPr>
-                <w:rFonts w:ascii="BRH Devanagari Extra" w:hAnsi="BRH Devanagari Extra" w:cs="BRH Devanagari Extra"/>
-                <w:color w:val="000000"/>
-                <w:sz w:val="32"/>
-                <w:szCs w:val="32"/>
-              </w:rPr>
-              <w:t>)uÉïþwOèuÉ</w:t>
-            </w:r>
-            <w:r>
-              <w:rPr>
-                <w:rFonts w:ascii="BRH Devanagari Extra" w:hAnsi="BRH Devanagari Extra" w:cs="BRH Devanagari Extra"/>
-                <w:color w:val="000000"/>
-                <w:sz w:val="32"/>
-                <w:szCs w:val="32"/>
-                <w:highlight w:val="yellow"/>
-              </w:rPr>
-              <w:t>¹</w:t>
-            </w:r>
-            <w:r>
-              <w:rPr>
-                <w:rFonts w:ascii="BRH Devanagari Extra" w:hAnsi="BRH Devanagari Extra" w:cs="BRH Devanagari Extra"/>
-                <w:color w:val="000000"/>
-                <w:sz w:val="32"/>
-                <w:szCs w:val="32"/>
-              </w:rPr>
-              <w:t xml:space="preserve">ÕþÂ | </w:t>
-            </w:r>
-          </w:p>
-          <w:p>
-            <w:pPr>
-              <w:widowControl w:val="0"/>
-              <w:autoSpaceDE w:val="0"/>
-              <w:autoSpaceDN w:val="0"/>
-              <w:adjustRightInd w:val="0"/>
-              <w:spacing w:before="0" w:line="240" w:lineRule="auto"/>
-              <w:rPr>
-                <w:rFonts w:cs="Latha"/>
-                <w:b/>
-                <w:bCs/>
-                <w:szCs w:val="28"/>
-                <w:cs/>
-                <w:lang w:bidi="ta-IN"/>
+                <w:szCs w:val="32"/>
+                <w:lang w:val="it-IT"/>
               </w:rPr>
             </w:pPr>
           </w:p>
@@ -463,299 +1251,10 @@
               <w:adjustRightInd w:val="0"/>
               <w:spacing w:line="240" w:lineRule="auto"/>
               <w:rPr>
-                <w:rFonts w:ascii="BRH Devanagari Extra" w:hAnsi="BRH Devanagari Extra" w:cs="BRH Devanagari Extra"/>
+                <w:rFonts w:cs="BRH Devanagari Extra"/>
                 <w:color w:val="000000"/>
-                <w:sz w:val="32"/>
-                <w:szCs w:val="32"/>
-              </w:rPr>
-            </w:pPr>
-            <w:r>
-              <w:rPr>
-                <w:rFonts w:cs="BRH Devanagari Extra"/>
-                <w:color w:val="000000"/>
-                <w:szCs w:val="32"/>
-              </w:rPr>
-              <w:t>34</w:t>
-            </w:r>
-            <w:r>
-              <w:rPr>
-                <w:rFonts w:ascii="BRH Devanagari Extra" w:hAnsi="BRH Devanagari Extra" w:cs="BRH Devanagari Extra"/>
-                <w:color w:val="000000"/>
-                <w:sz w:val="32"/>
-                <w:szCs w:val="32"/>
-              </w:rPr>
-              <w:t>)</w:t>
-            </w:r>
-            <w:r>
-              <w:rPr>
-                <w:rFonts w:ascii="BRH Devanagari Extra" w:hAnsi="BRH Devanagari Extra" w:cs="BRH Devanagari Extra"/>
-                <w:color w:val="000000"/>
-                <w:sz w:val="32"/>
-                <w:szCs w:val="32"/>
-              </w:rPr>
-              <w:tab/>
-            </w:r>
-            <w:r>
-              <w:rPr>
-                <w:rFonts w:cs="BRH Devanagari Extra"/>
-                <w:color w:val="000000"/>
-                <w:szCs w:val="32"/>
-              </w:rPr>
-              <w:t>1</w:t>
-            </w:r>
-            <w:r>
-              <w:rPr>
-                <w:rFonts w:ascii="BRH Devanagari Extra" w:hAnsi="BRH Devanagari Extra" w:cs="BRH Devanagari Extra"/>
-                <w:color w:val="000000"/>
-                <w:sz w:val="32"/>
-                <w:szCs w:val="32"/>
-              </w:rPr>
-              <w:t>.</w:t>
-            </w:r>
-            <w:r>
-              <w:rPr>
-                <w:rFonts w:cs="BRH Devanagari Extra"/>
-                <w:color w:val="000000"/>
-                <w:szCs w:val="32"/>
-              </w:rPr>
-              <w:t>4</w:t>
-            </w:r>
-            <w:r>
-              <w:rPr>
-                <w:rFonts w:ascii="BRH Devanagari Extra" w:hAnsi="BRH Devanagari Extra" w:cs="BRH Devanagari Extra"/>
-                <w:color w:val="000000"/>
-                <w:sz w:val="32"/>
-                <w:szCs w:val="32"/>
-              </w:rPr>
-              <w:t>.</w:t>
-            </w:r>
-            <w:r>
-              <w:rPr>
-                <w:rFonts w:cs="BRH Devanagari Extra"/>
-                <w:color w:val="000000"/>
-                <w:szCs w:val="32"/>
-              </w:rPr>
-              <w:t>2</w:t>
-            </w:r>
-            <w:r>
-              <w:rPr>
-                <w:rFonts w:ascii="BRH Devanagari Extra" w:hAnsi="BRH Devanagari Extra" w:cs="BRH Devanagari Extra"/>
-                <w:color w:val="000000"/>
-                <w:sz w:val="32"/>
-                <w:szCs w:val="32"/>
-              </w:rPr>
-              <w:t>.</w:t>
-            </w:r>
-            <w:r>
-              <w:rPr>
-                <w:rFonts w:cs="BRH Devanagari Extra"/>
-                <w:color w:val="000000"/>
-                <w:szCs w:val="32"/>
-              </w:rPr>
-              <w:t>1</w:t>
-            </w:r>
-            <w:r>
-              <w:rPr>
-                <w:rFonts w:ascii="BRH Devanagari Extra" w:hAnsi="BRH Devanagari Extra" w:cs="BRH Devanagari Extra"/>
-                <w:color w:val="000000"/>
-                <w:sz w:val="32"/>
-                <w:szCs w:val="32"/>
-              </w:rPr>
-              <w:t>(</w:t>
-            </w:r>
-            <w:r>
-              <w:rPr>
-                <w:rFonts w:cs="BRH Devanagari Extra"/>
-                <w:color w:val="000000"/>
-                <w:szCs w:val="32"/>
-              </w:rPr>
-              <w:t>31</w:t>
-            </w:r>
-            <w:r>
-              <w:rPr>
-                <w:rFonts w:ascii="BRH Devanagari Extra" w:hAnsi="BRH Devanagari Extra" w:cs="BRH Devanagari Extra"/>
-                <w:color w:val="000000"/>
-                <w:sz w:val="32"/>
-                <w:szCs w:val="32"/>
-              </w:rPr>
-              <w:t>)-  A</w:t>
-            </w:r>
-            <w:r>
-              <w:rPr>
-                <w:rFonts w:ascii="BRH Malayalam Extra" w:hAnsi="BRH Malayalam Extra" w:cs="BRH Devanagari Extra"/>
-                <w:color w:val="000000"/>
-                <w:szCs w:val="32"/>
-              </w:rPr>
-              <w:t>–</w:t>
-            </w:r>
-            <w:r>
-              <w:rPr>
-                <w:rFonts w:ascii="BRH Devanagari Extra" w:hAnsi="BRH Devanagari Extra" w:cs="BRH Devanagari Extra"/>
-                <w:color w:val="000000"/>
-                <w:sz w:val="32"/>
-                <w:szCs w:val="32"/>
-              </w:rPr>
-              <w:t>¹Ò</w:t>
-            </w:r>
-            <w:r>
-              <w:rPr>
-                <w:rFonts w:ascii="BRH Malayalam Extra" w:hAnsi="BRH Malayalam Extra" w:cs="BRH Devanagari Extra"/>
-                <w:color w:val="000000"/>
-                <w:szCs w:val="32"/>
-              </w:rPr>
-              <w:t>–</w:t>
-            </w:r>
-            <w:r>
-              <w:rPr>
-                <w:rFonts w:ascii="BRH Devanagari Extra" w:hAnsi="BRH Devanagari Extra" w:cs="BRH Devanagari Extra"/>
-                <w:color w:val="000000"/>
-                <w:sz w:val="32"/>
-                <w:szCs w:val="32"/>
-              </w:rPr>
-              <w:t xml:space="preserve"> | E</w:t>
-            </w:r>
-            <w:r>
-              <w:rPr>
-                <w:rFonts w:ascii="BRH Malayalam Extra" w:hAnsi="BRH Malayalam Extra" w:cs="BRH Devanagari Extra"/>
-                <w:color w:val="000000"/>
-                <w:szCs w:val="32"/>
-              </w:rPr>
-              <w:t>–</w:t>
-            </w:r>
-            <w:r>
-              <w:rPr>
-                <w:rFonts w:ascii="BRH Devanagari Extra" w:hAnsi="BRH Devanagari Extra" w:cs="BRH Devanagari Extra"/>
-                <w:color w:val="000000"/>
-                <w:sz w:val="32"/>
-                <w:szCs w:val="32"/>
-              </w:rPr>
-              <w:t xml:space="preserve">Â | </w:t>
-            </w:r>
-          </w:p>
-          <w:p>
-            <w:pPr>
-              <w:widowControl w:val="0"/>
-              <w:autoSpaceDE w:val="0"/>
-              <w:autoSpaceDN w:val="0"/>
-              <w:adjustRightInd w:val="0"/>
-              <w:spacing w:line="240" w:lineRule="auto"/>
-              <w:rPr>
-                <w:rFonts w:ascii="BRH Devanagari Extra" w:hAnsi="BRH Devanagari Extra" w:cs="BRH Devanagari Extra"/>
-                <w:color w:val="000000"/>
-                <w:sz w:val="32"/>
-                <w:szCs w:val="32"/>
-              </w:rPr>
-            </w:pPr>
-            <w:r>
-              <w:rPr>
-                <w:rFonts w:ascii="BRH Devanagari Extra" w:hAnsi="BRH Devanagari Extra" w:cs="BRH Devanagari Extra"/>
-                <w:color w:val="000000"/>
-                <w:sz w:val="32"/>
-                <w:szCs w:val="32"/>
-              </w:rPr>
-              <w:t>A</w:t>
-            </w:r>
-            <w:r>
-              <w:rPr>
-                <w:rFonts w:ascii="BRH Malayalam Extra" w:hAnsi="BRH Malayalam Extra" w:cs="BRH Devanagari Extra"/>
-                <w:color w:val="000000"/>
-                <w:szCs w:val="32"/>
-              </w:rPr>
-              <w:t>–</w:t>
-            </w:r>
-            <w:r>
-              <w:rPr>
-                <w:rFonts w:ascii="BRH Devanagari Extra" w:hAnsi="BRH Devanagari Extra" w:cs="BRH Devanagari Extra"/>
-                <w:color w:val="000000"/>
-                <w:sz w:val="32"/>
-                <w:szCs w:val="32"/>
-              </w:rPr>
-              <w:t>¹</w:t>
-            </w:r>
-            <w:r>
-              <w:rPr>
-                <w:rFonts w:ascii="BRH Malayalam Extra" w:hAnsi="BRH Malayalam Extra" w:cs="BRH Devanagari Extra"/>
-                <w:color w:val="000000"/>
-                <w:szCs w:val="32"/>
-              </w:rPr>
-              <w:t>–</w:t>
-            </w:r>
-            <w:r>
-              <w:rPr>
-                <w:rFonts w:ascii="BRH Devanagari Extra" w:hAnsi="BRH Devanagari Extra" w:cs="BRH Devanagari Extra"/>
-                <w:color w:val="000000"/>
-                <w:sz w:val="32"/>
-                <w:szCs w:val="32"/>
-              </w:rPr>
-              <w:t>ÕÃÿ(</w:t>
-            </w:r>
-            <w:r>
-              <w:rPr>
-                <w:rFonts w:cs="BRH Devanagari Extra"/>
-                <w:color w:val="000000"/>
-                <w:szCs w:val="32"/>
-              </w:rPr>
-              <w:t>1</w:t>
-            </w:r>
-            <w:r>
-              <w:rPr>
-                <w:rFonts w:ascii="BRH Malayalam Extra" w:hAnsi="BRH Malayalam Extra" w:cs="BRH Devanagari Extra"/>
-                <w:color w:val="000000"/>
-                <w:szCs w:val="32"/>
-              </w:rPr>
-              <w:t>–</w:t>
-            </w:r>
-            <w:r>
-              <w:rPr>
-                <w:rFonts w:ascii="BRH Devanagari Extra" w:hAnsi="BRH Devanagari Extra" w:cs="BRH Devanagari Extra"/>
-                <w:color w:val="000000"/>
-                <w:sz w:val="32"/>
-                <w:szCs w:val="32"/>
-              </w:rPr>
-              <w:t>)uÉïþwOèu</w:t>
-            </w:r>
-            <w:r>
-              <w:rPr>
-                <w:rFonts w:ascii="BRH Devanagari Extra" w:hAnsi="BRH Devanagari Extra" w:cs="BRH Devanagari Extra"/>
-                <w:color w:val="000000"/>
-                <w:sz w:val="32"/>
-                <w:szCs w:val="32"/>
-                <w:highlight w:val="green"/>
-              </w:rPr>
-              <w:t>É¹Õ</w:t>
-            </w:r>
-            <w:r>
-              <w:rPr>
-                <w:rFonts w:ascii="BRH Malayalam Extra" w:hAnsi="BRH Malayalam Extra" w:cs="BRH Devanagari Extra"/>
-                <w:color w:val="000000"/>
-                <w:szCs w:val="32"/>
-              </w:rPr>
-              <w:t>–</w:t>
-            </w:r>
-            <w:r>
-              <w:rPr>
-                <w:rFonts w:ascii="BRH Devanagari Extra" w:hAnsi="BRH Devanagari Extra" w:cs="BRH Devanagari Extra"/>
-                <w:color w:val="000000"/>
-                <w:sz w:val="32"/>
-                <w:szCs w:val="32"/>
-              </w:rPr>
-              <w:t xml:space="preserve">Â | </w:t>
-            </w:r>
-          </w:p>
-          <w:p>
-            <w:pPr>
-              <w:widowControl w:val="0"/>
-              <w:autoSpaceDE w:val="0"/>
-              <w:autoSpaceDN w:val="0"/>
-              <w:adjustRightInd w:val="0"/>
-              <w:spacing w:before="0" w:line="240" w:lineRule="auto"/>
-              <w:rPr>
-                <w:rFonts w:cs="Latha"/>
-                <w:b/>
-                <w:bCs/>
-                <w:szCs w:val="28"/>
-                <w:cs/>
-                <w:lang w:bidi="ta-IN"/>
+                <w:szCs w:val="32"/>
+                <w:lang w:val="it-IT"/>
               </w:rPr>
             </w:pPr>
           </w:p>
@@ -786,6 +1285,7 @@
           <w:sz w:val="32"/>
           <w:szCs w:val="32"/>
           <w:u w:val="single"/>
+          <w:lang w:val="it-IT"/>
         </w:rPr>
       </w:pPr>
     </w:p>
@@ -998,6 +1498,7 @@
                 <w:rFonts w:cs="BRH Devanagari Extra"/>
                 <w:szCs w:val="32"/>
               </w:rPr>
+              <w:lastRenderedPageBreak/>
               <w:t>40</w:t>
             </w:r>
             <w:r>
@@ -2986,7 +3487,6 @@
                 <w:szCs w:val="32"/>
                 <w:lang w:val="it-IT"/>
               </w:rPr>
-              <w:lastRenderedPageBreak/>
               <w:t>34</w:t>
             </w:r>
             <w:r>
@@ -4829,6 +5329,7 @@
                 <w:szCs w:val="32"/>
                 <w:lang w:val="it-IT"/>
               </w:rPr>
+              <w:lastRenderedPageBreak/>
               <w:t>23</w:t>
             </w:r>
             <w:r>
@@ -5232,7 +5733,6 @@
                 <w:szCs w:val="32"/>
                 <w:lang w:val="it-IT"/>
               </w:rPr>
-              <w:lastRenderedPageBreak/>
               <w:t>55</w:t>
             </w:r>
             <w:r>
@@ -8158,6 +8658,7 @@
                 <w:sz w:val="32"/>
                 <w:szCs w:val="32"/>
               </w:rPr>
+              <w:lastRenderedPageBreak/>
               <w:t>xÉ</w:t>
             </w:r>
             <w:r>
@@ -8260,6 +8761,7 @@
                 <w:rFonts w:cs="BRH Devanagari Extra"/>
                 <w:szCs w:val="32"/>
               </w:rPr>
+              <w:lastRenderedPageBreak/>
               <w:t>16</w:t>
             </w:r>
             <w:r>
@@ -8402,6 +8904,7 @@
                 <w:sz w:val="32"/>
                 <w:szCs w:val="32"/>
               </w:rPr>
+              <w:lastRenderedPageBreak/>
               <w:t>xÉ</w:t>
             </w:r>
             <w:r>
@@ -8501,6 +9004,7 @@
                 <w:rFonts w:cs="BRH Devanagari Extra"/>
                 <w:szCs w:val="32"/>
               </w:rPr>
+              <w:lastRenderedPageBreak/>
               <w:t>12</w:t>
             </w:r>
             <w:r>
@@ -8683,7 +9187,6 @@
                 <w:sz w:val="32"/>
                 <w:szCs w:val="32"/>
               </w:rPr>
-              <w:lastRenderedPageBreak/>
               <w:t>AalÉÉ(</w:t>
             </w:r>
             <w:r>
@@ -9565,7 +10068,6 @@
                 <w:rFonts w:cs="BRH Devanagari Extra"/>
                 <w:szCs w:val="32"/>
               </w:rPr>
-              <w:lastRenderedPageBreak/>
               <w:t>12</w:t>
             </w:r>
             <w:r>
@@ -9741,7 +10243,6 @@
                 <w:sz w:val="32"/>
                 <w:szCs w:val="32"/>
               </w:rPr>
-              <w:lastRenderedPageBreak/>
               <w:t>AalÉÉ(</w:t>
             </w:r>
             <w:r>
@@ -10607,7 +11108,6 @@
                 <w:rFonts w:cs="BRH Devanagari Extra"/>
                 <w:szCs w:val="32"/>
               </w:rPr>
-              <w:lastRenderedPageBreak/>
               <w:t>3</w:t>
             </w:r>
             <w:r>
@@ -11947,6 +12447,7 @@
                 <w:sz w:val="32"/>
                 <w:szCs w:val="32"/>
               </w:rPr>
+              <w:lastRenderedPageBreak/>
               <w:t>AÉåeÉþxuÉiÉ</w:t>
             </w:r>
             <w:r>
@@ -12028,6 +12529,7 @@
                 <w:rFonts w:cs="BRH Devanagari Extra"/>
                 <w:szCs w:val="40"/>
               </w:rPr>
+              <w:lastRenderedPageBreak/>
               <w:t>25</w:t>
             </w:r>
             <w:r>
@@ -12133,6 +12635,7 @@
                 <w:sz w:val="32"/>
                 <w:szCs w:val="40"/>
               </w:rPr>
+              <w:lastRenderedPageBreak/>
               <w:t>AÉåeÉþxuÉiÉ</w:t>
             </w:r>
             <w:r>
@@ -15520,7 +16023,6 @@
           <w:szCs w:val="32"/>
           <w:u w:val="single"/>
         </w:rPr>
-        <w:lastRenderedPageBreak/>
         <w:t>TS Ghanam – TS 1.</w:t>
       </w:r>
       <w:r>

--- a/TS Jatai Ghanam Project/TS 1.4/TS 1.4 Jatai Sanskrit Corrections.docx
+++ b/TS Jatai Ghanam Project/TS 1.4/TS 1.4 Jatai Sanskrit Corrections.docx
@@ -50,10 +50,9 @@
           <w:bCs/>
           <w:sz w:val="32"/>
           <w:szCs w:val="32"/>
-          <w:highlight w:val="red"/>
           <w:u w:val="single"/>
         </w:rPr>
-        <w:t>????</w:t>
+        <w:t>30th June 2026</w:t>
       </w:r>
     </w:p>
     <w:p>
@@ -277,8 +276,19 @@
                 <w:sz w:val="32"/>
                 <w:szCs w:val="32"/>
               </w:rPr>
-              <w:t>)-  A</w:t>
-            </w:r>
+              <w:t>)</w:t>
+            </w:r>
+            <w:proofErr w:type="gramStart"/>
+            <w:r>
+              <w:rPr>
+                <w:rFonts w:ascii="BRH Devanagari Extra" w:hAnsi="BRH Devanagari Extra" w:cs="BRH Devanagari Extra"/>
+                <w:color w:val="000000"/>
+                <w:sz w:val="32"/>
+                <w:szCs w:val="32"/>
+              </w:rPr>
+              <w:t>-  A</w:t>
+            </w:r>
+            <w:proofErr w:type="gramEnd"/>
             <w:r>
               <w:rPr>
                 <w:rFonts w:ascii="BRH Malayalam Extra" w:hAnsi="BRH Malayalam Extra" w:cs="BRH Devanagari Extra"/>
@@ -381,6 +391,7 @@
               </w:rPr>
               <w:t>–</w:t>
             </w:r>
+            <w:proofErr w:type="gramStart"/>
             <w:r>
               <w:rPr>
                 <w:rFonts w:ascii="BRH Devanagari Extra" w:hAnsi="BRH Devanagari Extra" w:cs="BRH Devanagari Extra"/>
@@ -390,6 +401,7 @@
               </w:rPr>
               <w:t>ÕÃÿ(</w:t>
             </w:r>
+            <w:proofErr w:type="gramEnd"/>
             <w:r>
               <w:rPr>
                 <w:rFonts w:cs="BRH Devanagari Extra"/>
@@ -398,6 +410,7 @@
               </w:rPr>
               <w:t>1</w:t>
             </w:r>
+            <w:proofErr w:type="gramStart"/>
             <w:r>
               <w:rPr>
                 <w:rFonts w:ascii="BRH Malayalam Extra" w:hAnsi="BRH Malayalam Extra" w:cs="BRH Devanagari Extra"/>
@@ -415,6 +428,7 @@
               </w:rPr>
               <w:t>)uÉïþwOèuÉ</w:t>
             </w:r>
+            <w:proofErr w:type="gramEnd"/>
             <w:r>
               <w:rPr>
                 <w:rFonts w:ascii="BRH Devanagari Extra" w:hAnsi="BRH Devanagari Extra" w:cs="BRH Devanagari Extra"/>
@@ -563,8 +577,19 @@
                 <w:sz w:val="32"/>
                 <w:szCs w:val="32"/>
               </w:rPr>
-              <w:t>)-  A</w:t>
-            </w:r>
+              <w:t>)</w:t>
+            </w:r>
+            <w:proofErr w:type="gramStart"/>
+            <w:r>
+              <w:rPr>
+                <w:rFonts w:ascii="BRH Devanagari Extra" w:hAnsi="BRH Devanagari Extra" w:cs="BRH Devanagari Extra"/>
+                <w:color w:val="000000"/>
+                <w:sz w:val="32"/>
+                <w:szCs w:val="32"/>
+              </w:rPr>
+              <w:t>-  A</w:t>
+            </w:r>
+            <w:proofErr w:type="gramEnd"/>
             <w:r>
               <w:rPr>
                 <w:rFonts w:ascii="BRH Malayalam Extra" w:hAnsi="BRH Malayalam Extra" w:cs="BRH Devanagari Extra"/>
@@ -667,6 +692,7 @@
               </w:rPr>
               <w:t>–</w:t>
             </w:r>
+            <w:proofErr w:type="gramStart"/>
             <w:r>
               <w:rPr>
                 <w:rFonts w:ascii="BRH Devanagari Extra" w:hAnsi="BRH Devanagari Extra" w:cs="BRH Devanagari Extra"/>
@@ -676,6 +702,7 @@
               </w:rPr>
               <w:t>ÕÃÿ(</w:t>
             </w:r>
+            <w:proofErr w:type="gramEnd"/>
             <w:r>
               <w:rPr>
                 <w:rFonts w:cs="BRH Devanagari Extra"/>
@@ -684,6 +711,7 @@
               </w:rPr>
               <w:t>1</w:t>
             </w:r>
+            <w:proofErr w:type="gramStart"/>
             <w:r>
               <w:rPr>
                 <w:rFonts w:ascii="BRH Malayalam Extra" w:hAnsi="BRH Malayalam Extra" w:cs="BRH Devanagari Extra"/>
@@ -709,7 +737,18 @@
                 <w:szCs w:val="32"/>
                 <w:highlight w:val="green"/>
               </w:rPr>
-              <w:t>É¹Õ</w:t>
+              <w:t>É</w:t>
+            </w:r>
+            <w:proofErr w:type="gramEnd"/>
+            <w:r>
+              <w:rPr>
+                <w:rFonts w:ascii="BRH Devanagari Extra" w:hAnsi="BRH Devanagari Extra" w:cs="BRH Devanagari Extra"/>
+                <w:color w:val="000000"/>
+                <w:sz w:val="32"/>
+                <w:szCs w:val="32"/>
+                <w:highlight w:val="green"/>
+              </w:rPr>
+              <w:t>¹Õ</w:t>
             </w:r>
             <w:r>
               <w:rPr>
@@ -1215,51 +1254,6 @@
           </w:p>
         </w:tc>
       </w:tr>
-      <w:tr>
-        <w:trPr>
-          <w:trHeight w:val="771"/>
-        </w:trPr>
-        <w:tc>
-          <w:tcPr>
-            <w:tcW w:w="6741" w:type="dxa"/>
-          </w:tcPr>
-          <w:p>
-            <w:pPr>
-              <w:widowControl w:val="0"/>
-              <w:autoSpaceDE w:val="0"/>
-              <w:autoSpaceDN w:val="0"/>
-              <w:adjustRightInd w:val="0"/>
-              <w:spacing w:line="240" w:lineRule="auto"/>
-              <w:rPr>
-                <w:rFonts w:cs="BRH Devanagari Extra"/>
-                <w:color w:val="000000"/>
-                <w:szCs w:val="32"/>
-                <w:lang w:val="it-IT"/>
-              </w:rPr>
-            </w:pPr>
-          </w:p>
-        </w:tc>
-        <w:tc>
-          <w:tcPr>
-            <w:tcW w:w="7655" w:type="dxa"/>
-          </w:tcPr>
-          <w:p>
-            <w:pPr>
-              <w:widowControl w:val="0"/>
-              <w:autoSpaceDE w:val="0"/>
-              <w:autoSpaceDN w:val="0"/>
-              <w:adjustRightInd w:val="0"/>
-              <w:spacing w:line="240" w:lineRule="auto"/>
-              <w:rPr>
-                <w:rFonts w:cs="BRH Devanagari Extra"/>
-                <w:color w:val="000000"/>
-                <w:szCs w:val="32"/>
-                <w:lang w:val="it-IT"/>
-              </w:rPr>
-            </w:pPr>
-          </w:p>
-        </w:tc>
-      </w:tr>
     </w:tbl>
     <w:p>
       <w:pPr>
@@ -1272,6 +1266,44 @@
           <w:szCs w:val="32"/>
           <w:u w:val="single"/>
           <w:lang w:val="it-IT"/>
+        </w:rPr>
+      </w:pPr>
+      <w:r>
+        <w:rPr>
+          <w:b/>
+          <w:bCs/>
+          <w:sz w:val="32"/>
+          <w:szCs w:val="32"/>
+          <w:u w:val="single"/>
+          <w:lang w:val="it-IT"/>
+        </w:rPr>
+        <w:t>============</w:t>
+      </w:r>
+    </w:p>
+    <w:p>
+      <w:pPr>
+        <w:spacing w:before="0" w:line="240" w:lineRule="auto"/>
+        <w:jc w:val="center"/>
+        <w:rPr>
+          <w:b/>
+          <w:bCs/>
+          <w:sz w:val="32"/>
+          <w:szCs w:val="32"/>
+          <w:u w:val="single"/>
+          <w:lang w:val="it-IT"/>
+        </w:rPr>
+      </w:pPr>
+    </w:p>
+    <w:p>
+      <w:pPr>
+        <w:spacing w:before="0" w:line="240" w:lineRule="auto"/>
+        <w:jc w:val="center"/>
+        <w:rPr>
+          <w:b/>
+          <w:bCs/>
+          <w:sz w:val="32"/>
+          <w:szCs w:val="32"/>
+          <w:u w:val="single"/>
         </w:rPr>
       </w:pPr>
     </w:p>
@@ -1301,6 +1333,127 @@
           <w:u w:val="single"/>
         </w:rPr>
       </w:pPr>
+    </w:p>
+    <w:p>
+      <w:pPr>
+        <w:spacing w:before="0" w:line="240" w:lineRule="auto"/>
+        <w:jc w:val="center"/>
+        <w:rPr>
+          <w:b/>
+          <w:bCs/>
+          <w:sz w:val="32"/>
+          <w:szCs w:val="32"/>
+          <w:u w:val="single"/>
+          <w:lang w:val="it-IT"/>
+        </w:rPr>
+      </w:pPr>
+    </w:p>
+    <w:p>
+      <w:pPr>
+        <w:spacing w:before="0" w:line="240" w:lineRule="auto"/>
+        <w:jc w:val="center"/>
+        <w:rPr>
+          <w:b/>
+          <w:bCs/>
+          <w:sz w:val="32"/>
+          <w:szCs w:val="32"/>
+          <w:u w:val="single"/>
+        </w:rPr>
+      </w:pPr>
+    </w:p>
+    <w:p>
+      <w:pPr>
+        <w:spacing w:before="0" w:line="240" w:lineRule="auto"/>
+        <w:jc w:val="center"/>
+        <w:rPr>
+          <w:b/>
+          <w:bCs/>
+          <w:sz w:val="32"/>
+          <w:szCs w:val="32"/>
+          <w:u w:val="single"/>
+          <w:lang w:val="it-IT"/>
+        </w:rPr>
+      </w:pPr>
+    </w:p>
+    <w:p>
+      <w:pPr>
+        <w:spacing w:before="0" w:line="240" w:lineRule="auto"/>
+        <w:jc w:val="center"/>
+        <w:rPr>
+          <w:b/>
+          <w:bCs/>
+          <w:sz w:val="32"/>
+          <w:szCs w:val="32"/>
+          <w:u w:val="single"/>
+        </w:rPr>
+      </w:pPr>
+    </w:p>
+    <w:p>
+      <w:pPr>
+        <w:spacing w:before="0" w:line="240" w:lineRule="auto"/>
+        <w:jc w:val="center"/>
+        <w:rPr>
+          <w:b/>
+          <w:bCs/>
+          <w:sz w:val="32"/>
+          <w:szCs w:val="32"/>
+          <w:u w:val="single"/>
+          <w:lang w:val="it-IT"/>
+        </w:rPr>
+      </w:pPr>
+    </w:p>
+    <w:p>
+      <w:pPr>
+        <w:spacing w:before="0" w:line="240" w:lineRule="auto"/>
+        <w:jc w:val="center"/>
+        <w:rPr>
+          <w:b/>
+          <w:bCs/>
+          <w:sz w:val="32"/>
+          <w:szCs w:val="32"/>
+          <w:u w:val="single"/>
+        </w:rPr>
+      </w:pPr>
+    </w:p>
+    <w:p>
+      <w:pPr>
+        <w:spacing w:before="0" w:line="240" w:lineRule="auto"/>
+        <w:jc w:val="center"/>
+        <w:rPr>
+          <w:b/>
+          <w:bCs/>
+          <w:sz w:val="32"/>
+          <w:szCs w:val="32"/>
+          <w:u w:val="single"/>
+          <w:lang w:val="it-IT"/>
+        </w:rPr>
+      </w:pPr>
+    </w:p>
+    <w:p>
+      <w:pPr>
+        <w:spacing w:before="0" w:line="240" w:lineRule="auto"/>
+        <w:jc w:val="center"/>
+        <w:rPr>
+          <w:b/>
+          <w:bCs/>
+          <w:sz w:val="32"/>
+          <w:szCs w:val="32"/>
+          <w:u w:val="single"/>
+        </w:rPr>
+      </w:pPr>
+    </w:p>
+    <w:p>
+      <w:pPr>
+        <w:spacing w:before="0" w:line="240" w:lineRule="auto"/>
+        <w:jc w:val="center"/>
+        <w:rPr>
+          <w:b/>
+          <w:bCs/>
+          <w:sz w:val="32"/>
+          <w:szCs w:val="32"/>
+          <w:u w:val="single"/>
+        </w:rPr>
+      </w:pPr>
       <w:r>
         <w:rPr>
           <w:b/>
@@ -1309,6 +1462,7 @@
           <w:szCs w:val="32"/>
           <w:u w:val="single"/>
         </w:rPr>
+        <w:lastRenderedPageBreak/>
         <w:t xml:space="preserve">TS </w:t>
       </w:r>
       <w:r>
@@ -1498,7 +1652,6 @@
                 <w:rFonts w:cs="BRH Devanagari Extra"/>
                 <w:szCs w:val="32"/>
               </w:rPr>
-              <w:lastRenderedPageBreak/>
               <w:t>40</w:t>
             </w:r>
             <w:r>
@@ -1590,8 +1743,18 @@
                 <w:sz w:val="32"/>
                 <w:szCs w:val="32"/>
               </w:rPr>
-              <w:t>)-  iuÉÉ</w:t>
-            </w:r>
+              <w:t>)</w:t>
+            </w:r>
+            <w:proofErr w:type="gramStart"/>
+            <w:r>
+              <w:rPr>
+                <w:rFonts w:ascii="BRH Devanagari Extra" w:hAnsi="BRH Devanagari Extra" w:cs="BRH Devanagari Extra"/>
+                <w:sz w:val="32"/>
+                <w:szCs w:val="32"/>
+              </w:rPr>
+              <w:t>-  iuÉÉ</w:t>
+            </w:r>
+            <w:proofErr w:type="gramEnd"/>
             <w:r>
               <w:rPr>
                 <w:rFonts w:ascii="BRH Malayalam Extra" w:hAnsi="BRH Malayalam Extra" w:cs="BRH Devanagari Extra"/>
@@ -1924,8 +2087,18 @@
                 <w:sz w:val="32"/>
                 <w:szCs w:val="32"/>
               </w:rPr>
-              <w:t>)-  xÉÑ</w:t>
-            </w:r>
+              <w:t>)</w:t>
+            </w:r>
+            <w:proofErr w:type="gramStart"/>
+            <w:r>
+              <w:rPr>
+                <w:rFonts w:ascii="BRH Devanagari Extra" w:hAnsi="BRH Devanagari Extra" w:cs="BRH Devanagari Extra"/>
+                <w:sz w:val="32"/>
+                <w:szCs w:val="32"/>
+              </w:rPr>
+              <w:t>-  xÉÑ</w:t>
+            </w:r>
+            <w:proofErr w:type="gramEnd"/>
             <w:r>
               <w:rPr>
                 <w:rFonts w:ascii="BRH Malayalam Extra" w:hAnsi="BRH Malayalam Extra" w:cs="BRH Devanagari Extra"/>
@@ -2200,8 +2373,18 @@
                 <w:sz w:val="32"/>
                 <w:szCs w:val="32"/>
               </w:rPr>
-              <w:t>)-  xÉÑ</w:t>
-            </w:r>
+              <w:t>)</w:t>
+            </w:r>
+            <w:proofErr w:type="gramStart"/>
+            <w:r>
+              <w:rPr>
+                <w:rFonts w:ascii="BRH Devanagari Extra" w:hAnsi="BRH Devanagari Extra" w:cs="BRH Devanagari Extra"/>
+                <w:sz w:val="32"/>
+                <w:szCs w:val="32"/>
+              </w:rPr>
+              <w:t>-  xÉÑ</w:t>
+            </w:r>
+            <w:proofErr w:type="gramEnd"/>
             <w:r>
               <w:rPr>
                 <w:rFonts w:ascii="BRH Malayalam Extra" w:hAnsi="BRH Malayalam Extra" w:cs="BRH Devanagari Extra"/>
@@ -4586,6 +4769,7 @@
                 <w:szCs w:val="32"/>
                 <w:lang w:val="it-IT"/>
               </w:rPr>
+              <w:lastRenderedPageBreak/>
               <w:t>22</w:t>
             </w:r>
             <w:r>
@@ -4971,6 +5155,7 @@
                 <w:szCs w:val="32"/>
                 <w:lang w:val="it-IT"/>
               </w:rPr>
+              <w:lastRenderedPageBreak/>
               <w:t>22</w:t>
             </w:r>
             <w:r>
@@ -8106,8 +8291,18 @@
                 <w:sz w:val="32"/>
                 <w:szCs w:val="32"/>
               </w:rPr>
-              <w:t>)-  xÉ</w:t>
-            </w:r>
+              <w:t>)</w:t>
+            </w:r>
+            <w:proofErr w:type="gramStart"/>
+            <w:r>
+              <w:rPr>
+                <w:rFonts w:ascii="BRH Devanagari Extra" w:hAnsi="BRH Devanagari Extra" w:cs="BRH Devanagari Extra"/>
+                <w:sz w:val="32"/>
+                <w:szCs w:val="32"/>
+              </w:rPr>
+              <w:t>-  xÉ</w:t>
+            </w:r>
+            <w:proofErr w:type="gramEnd"/>
             <w:r>
               <w:rPr>
                 <w:rFonts w:ascii="BRH Malayalam Extra" w:hAnsi="BRH Malayalam Extra" w:cs="BRH Devanagari Extra"/>
@@ -8157,6 +8352,7 @@
                 <w:sz w:val="32"/>
                 <w:szCs w:val="32"/>
               </w:rPr>
+              <w:lastRenderedPageBreak/>
               <w:t>xÉ</w:t>
             </w:r>
             <w:r>
@@ -8366,8 +8562,18 @@
                 <w:sz w:val="32"/>
                 <w:szCs w:val="32"/>
               </w:rPr>
-              <w:t>)-  xÉ</w:t>
-            </w:r>
+              <w:t>)</w:t>
+            </w:r>
+            <w:proofErr w:type="gramStart"/>
+            <w:r>
+              <w:rPr>
+                <w:rFonts w:ascii="BRH Devanagari Extra" w:hAnsi="BRH Devanagari Extra" w:cs="BRH Devanagari Extra"/>
+                <w:sz w:val="32"/>
+                <w:szCs w:val="32"/>
+              </w:rPr>
+              <w:t>-  xÉ</w:t>
+            </w:r>
+            <w:proofErr w:type="gramEnd"/>
             <w:r>
               <w:rPr>
                 <w:rFonts w:ascii="BRH Malayalam Extra" w:hAnsi="BRH Malayalam Extra" w:cs="BRH Devanagari Extra"/>
@@ -8417,6 +8623,7 @@
                 <w:sz w:val="32"/>
                 <w:szCs w:val="32"/>
               </w:rPr>
+              <w:lastRenderedPageBreak/>
               <w:t>xÉ</w:t>
             </w:r>
             <w:r>
@@ -8516,6 +8723,7 @@
                 <w:rFonts w:cs="BRH Devanagari Extra"/>
                 <w:szCs w:val="32"/>
               </w:rPr>
+              <w:lastRenderedPageBreak/>
               <w:t>16</w:t>
             </w:r>
             <w:r>
@@ -8607,8 +8815,18 @@
                 <w:sz w:val="32"/>
                 <w:szCs w:val="32"/>
               </w:rPr>
-              <w:t>)-  xÉ</w:t>
-            </w:r>
+              <w:t>)</w:t>
+            </w:r>
+            <w:proofErr w:type="gramStart"/>
+            <w:r>
+              <w:rPr>
+                <w:rFonts w:ascii="BRH Devanagari Extra" w:hAnsi="BRH Devanagari Extra" w:cs="BRH Devanagari Extra"/>
+                <w:sz w:val="32"/>
+                <w:szCs w:val="32"/>
+              </w:rPr>
+              <w:t>-  xÉ</w:t>
+            </w:r>
+            <w:proofErr w:type="gramEnd"/>
             <w:r>
               <w:rPr>
                 <w:rFonts w:ascii="BRH Malayalam Extra" w:hAnsi="BRH Malayalam Extra" w:cs="BRH Devanagari Extra"/>
@@ -8658,7 +8876,6 @@
                 <w:sz w:val="32"/>
                 <w:szCs w:val="32"/>
               </w:rPr>
-              <w:lastRenderedPageBreak/>
               <w:t>xÉ</w:t>
             </w:r>
             <w:r>
@@ -8761,7 +8978,6 @@
                 <w:rFonts w:cs="BRH Devanagari Extra"/>
                 <w:szCs w:val="32"/>
               </w:rPr>
-              <w:lastRenderedPageBreak/>
               <w:t>16</w:t>
             </w:r>
             <w:r>
@@ -8853,8 +9069,18 @@
                 <w:sz w:val="32"/>
                 <w:szCs w:val="32"/>
               </w:rPr>
-              <w:t>)-  xÉ</w:t>
-            </w:r>
+              <w:t>)</w:t>
+            </w:r>
+            <w:proofErr w:type="gramStart"/>
+            <w:r>
+              <w:rPr>
+                <w:rFonts w:ascii="BRH Devanagari Extra" w:hAnsi="BRH Devanagari Extra" w:cs="BRH Devanagari Extra"/>
+                <w:sz w:val="32"/>
+                <w:szCs w:val="32"/>
+              </w:rPr>
+              <w:t>-  xÉ</w:t>
+            </w:r>
+            <w:proofErr w:type="gramEnd"/>
             <w:r>
               <w:rPr>
                 <w:rFonts w:ascii="BRH Malayalam Extra" w:hAnsi="BRH Malayalam Extra" w:cs="BRH Devanagari Extra"/>
@@ -8904,7 +9130,6 @@
                 <w:sz w:val="32"/>
                 <w:szCs w:val="32"/>
               </w:rPr>
-              <w:lastRenderedPageBreak/>
               <w:t>xÉ</w:t>
             </w:r>
             <w:r>
@@ -9004,7 +9229,6 @@
                 <w:rFonts w:cs="BRH Devanagari Extra"/>
                 <w:szCs w:val="32"/>
               </w:rPr>
-              <w:lastRenderedPageBreak/>
               <w:t>12</w:t>
             </w:r>
             <w:r>
@@ -9096,7 +9320,25 @@
                 <w:sz w:val="32"/>
                 <w:szCs w:val="32"/>
               </w:rPr>
-              <w:t>)-  AalÉÉ(</w:t>
+              <w:t>)</w:t>
+            </w:r>
+            <w:proofErr w:type="gramStart"/>
+            <w:r>
+              <w:rPr>
+                <w:rFonts w:ascii="BRH Devanagari Extra" w:hAnsi="BRH Devanagari Extra" w:cs="BRH Devanagari Extra"/>
+                <w:sz w:val="32"/>
+                <w:szCs w:val="32"/>
+              </w:rPr>
+              <w:t>-  AalÉÉ</w:t>
+            </w:r>
+            <w:proofErr w:type="gramEnd"/>
+            <w:r>
+              <w:rPr>
+                <w:rFonts w:ascii="BRH Devanagari Extra" w:hAnsi="BRH Devanagari Extra" w:cs="BRH Devanagari Extra"/>
+                <w:sz w:val="32"/>
+                <w:szCs w:val="32"/>
+              </w:rPr>
+              <w:t>(</w:t>
             </w:r>
             <w:r>
               <w:rPr>
@@ -9144,6 +9386,7 @@
               </w:rPr>
               <w:t>–</w:t>
             </w:r>
+            <w:proofErr w:type="gramStart"/>
             <w:r>
               <w:rPr>
                 <w:rFonts w:ascii="BRH Devanagari Extra" w:hAnsi="BRH Devanagari Extra" w:cs="BRH Devanagari Extra"/>
@@ -9152,6 +9395,7 @@
               </w:rPr>
               <w:t>uÉÉ(</w:t>
             </w:r>
+            <w:proofErr w:type="gramEnd"/>
             <w:r>
               <w:rPr>
                 <w:rFonts w:cs="BRH Devanagari Extra"/>
@@ -9181,6 +9425,7 @@
                 <w:szCs w:val="32"/>
               </w:rPr>
             </w:pPr>
+            <w:proofErr w:type="gramStart"/>
             <w:r>
               <w:rPr>
                 <w:rFonts w:ascii="BRH Devanagari Extra" w:hAnsi="BRH Devanagari Extra" w:cs="BRH Devanagari Extra"/>
@@ -9189,6 +9434,7 @@
               </w:rPr>
               <w:t>AalÉÉ(</w:t>
             </w:r>
+            <w:proofErr w:type="gramEnd"/>
             <w:r>
               <w:rPr>
                 <w:rFonts w:cs="BRH Devanagari Extra"/>
@@ -9228,6 +9474,7 @@
               </w:rPr>
               <w:t>–</w:t>
             </w:r>
+            <w:proofErr w:type="gramStart"/>
             <w:r>
               <w:rPr>
                 <w:rFonts w:ascii="BRH Devanagari Extra" w:hAnsi="BRH Devanagari Extra" w:cs="BRH Devanagari Extra"/>
@@ -9236,6 +9483,7 @@
               </w:rPr>
               <w:t>uÉÉ(</w:t>
             </w:r>
+            <w:proofErr w:type="gramEnd"/>
             <w:r>
               <w:rPr>
                 <w:rFonts w:cs="BRH Devanagari Extra"/>
@@ -9275,6 +9523,7 @@
               </w:rPr>
               <w:t>–</w:t>
             </w:r>
+            <w:proofErr w:type="gramStart"/>
             <w:r>
               <w:rPr>
                 <w:rFonts w:ascii="BRH Devanagari Extra" w:hAnsi="BRH Devanagari Extra" w:cs="BRH Devanagari Extra"/>
@@ -9283,6 +9532,7 @@
               </w:rPr>
               <w:t>uÉÉ(</w:t>
             </w:r>
+            <w:proofErr w:type="gramEnd"/>
             <w:r>
               <w:rPr>
                 <w:rFonts w:cs="BRH Devanagari Extra"/>
@@ -9296,8 +9546,18 @@
                 <w:sz w:val="32"/>
                 <w:szCs w:val="32"/>
               </w:rPr>
-              <w:t>) AalÉÉ(</w:t>
-            </w:r>
+              <w:t xml:space="preserve">) </w:t>
+            </w:r>
+            <w:proofErr w:type="gramStart"/>
+            <w:r>
+              <w:rPr>
+                <w:rFonts w:ascii="BRH Devanagari Extra" w:hAnsi="BRH Devanagari Extra" w:cs="BRH Devanagari Extra"/>
+                <w:sz w:val="32"/>
+                <w:szCs w:val="32"/>
+              </w:rPr>
+              <w:t>AalÉÉ(</w:t>
+            </w:r>
+            <w:proofErr w:type="gramEnd"/>
             <w:r>
               <w:rPr>
                 <w:rFonts w:cs="BRH Devanagari Extra"/>
@@ -9311,8 +9571,18 @@
                 <w:sz w:val="32"/>
                 <w:szCs w:val="32"/>
               </w:rPr>
-              <w:t>) AalÉÉ(</w:t>
-            </w:r>
+              <w:t xml:space="preserve">) </w:t>
+            </w:r>
+            <w:proofErr w:type="gramStart"/>
+            <w:r>
+              <w:rPr>
+                <w:rFonts w:ascii="BRH Devanagari Extra" w:hAnsi="BRH Devanagari Extra" w:cs="BRH Devanagari Extra"/>
+                <w:sz w:val="32"/>
+                <w:szCs w:val="32"/>
+              </w:rPr>
+              <w:t>AalÉÉ(</w:t>
+            </w:r>
+            <w:proofErr w:type="gramEnd"/>
             <w:r>
               <w:rPr>
                 <w:rFonts w:cs="BRH Devanagari Extra"/>
@@ -9366,6 +9636,7 @@
               </w:rPr>
               <w:t>–</w:t>
             </w:r>
+            <w:proofErr w:type="gramStart"/>
             <w:r>
               <w:rPr>
                 <w:rFonts w:ascii="BRH Devanagari Extra" w:hAnsi="BRH Devanagari Extra" w:cs="BRH Devanagari Extra"/>
@@ -9374,6 +9645,7 @@
               </w:rPr>
               <w:t>uÉÉ(</w:t>
             </w:r>
+            <w:proofErr w:type="gramEnd"/>
             <w:r>
               <w:rPr>
                 <w:rFonts w:cs="BRH Devanagari Extra"/>
@@ -9499,7 +9771,16 @@
                 <w:sz w:val="32"/>
                 <w:szCs w:val="32"/>
               </w:rPr>
-              <w:t xml:space="preserve">)-  </w:t>
+              <w:t>)</w:t>
+            </w:r>
+            <w:proofErr w:type="gramStart"/>
+            <w:r>
+              <w:rPr>
+                <w:rFonts w:ascii="BRH Devanagari Extra" w:hAnsi="BRH Devanagari Extra" w:cs="BRH Devanagari Extra"/>
+                <w:sz w:val="32"/>
+                <w:szCs w:val="32"/>
+              </w:rPr>
+              <w:t xml:space="preserve">-  </w:t>
             </w:r>
             <w:r>
               <w:rPr>
@@ -9510,6 +9791,7 @@
               </w:rPr>
               <w:t>mÉ</w:t>
             </w:r>
+            <w:proofErr w:type="gramEnd"/>
             <w:r>
               <w:rPr>
                 <w:rFonts w:ascii="BRH Malayalam Extra" w:hAnsi="BRH Malayalam Extra" w:cs="BRH Devanagari Extra"/>
@@ -9532,6 +9814,7 @@
               </w:rPr>
               <w:t>–</w:t>
             </w:r>
+            <w:proofErr w:type="gramStart"/>
             <w:r>
               <w:rPr>
                 <w:rFonts w:ascii="BRH Devanagari Extra" w:hAnsi="BRH Devanagari Extra" w:cs="BRH Devanagari Extra"/>
@@ -9540,6 +9823,7 @@
               </w:rPr>
               <w:t>uÉÉ(</w:t>
             </w:r>
+            <w:proofErr w:type="gramEnd"/>
             <w:r>
               <w:rPr>
                 <w:rFonts w:cs="BRH Devanagari Extra"/>
@@ -9615,6 +9899,7 @@
               </w:rPr>
               <w:t>–</w:t>
             </w:r>
+            <w:proofErr w:type="gramStart"/>
             <w:r>
               <w:rPr>
                 <w:rFonts w:ascii="BRH Devanagari Extra" w:hAnsi="BRH Devanagari Extra" w:cs="BRH Devanagari Extra"/>
@@ -9623,6 +9908,7 @@
               </w:rPr>
               <w:t>uÉÉ(</w:t>
             </w:r>
+            <w:proofErr w:type="gramEnd"/>
             <w:r>
               <w:rPr>
                 <w:rFonts w:cs="BRH Devanagari Extra"/>
@@ -9692,6 +9978,7 @@
               </w:rPr>
               <w:t>–</w:t>
             </w:r>
+            <w:proofErr w:type="gramStart"/>
             <w:r>
               <w:rPr>
                 <w:rFonts w:ascii="BRH Devanagari Extra" w:hAnsi="BRH Devanagari Extra" w:cs="BRH Devanagari Extra"/>
@@ -9700,6 +9987,7 @@
               </w:rPr>
               <w:t>uÉÉ(</w:t>
             </w:r>
+            <w:proofErr w:type="gramEnd"/>
             <w:r>
               <w:rPr>
                 <w:rFonts w:cs="BRH Devanagari Extra"/>
@@ -9739,6 +10027,7 @@
               </w:rPr>
               <w:t>–</w:t>
             </w:r>
+            <w:proofErr w:type="gramStart"/>
             <w:r>
               <w:rPr>
                 <w:rFonts w:ascii="BRH Devanagari Extra" w:hAnsi="BRH Devanagari Extra" w:cs="BRH Devanagari Extra"/>
@@ -9747,6 +10036,7 @@
               </w:rPr>
               <w:t>uÉÉ(</w:t>
             </w:r>
+            <w:proofErr w:type="gramEnd"/>
             <w:r>
               <w:rPr>
                 <w:rFonts w:cs="BRH Devanagari Extra"/>
@@ -9887,7 +10177,16 @@
                 <w:sz w:val="32"/>
                 <w:szCs w:val="32"/>
               </w:rPr>
-              <w:t xml:space="preserve">)-  </w:t>
+              <w:t>)</w:t>
+            </w:r>
+            <w:proofErr w:type="gramStart"/>
+            <w:r>
+              <w:rPr>
+                <w:rFonts w:ascii="BRH Devanagari Extra" w:hAnsi="BRH Devanagari Extra" w:cs="BRH Devanagari Extra"/>
+                <w:sz w:val="32"/>
+                <w:szCs w:val="32"/>
+              </w:rPr>
+              <w:t xml:space="preserve">-  </w:t>
             </w:r>
             <w:r>
               <w:rPr>
@@ -9898,6 +10197,7 @@
               </w:rPr>
               <w:t>mÉ</w:t>
             </w:r>
+            <w:proofErr w:type="gramEnd"/>
             <w:r>
               <w:rPr>
                 <w:rFonts w:ascii="BRH Malayalam Extra" w:hAnsi="BRH Malayalam Extra" w:cs="BRH Devanagari Extra"/>
@@ -9920,6 +10220,7 @@
               </w:rPr>
               <w:t>–</w:t>
             </w:r>
+            <w:proofErr w:type="gramStart"/>
             <w:r>
               <w:rPr>
                 <w:rFonts w:ascii="BRH Devanagari Extra" w:hAnsi="BRH Devanagari Extra" w:cs="BRH Devanagari Extra"/>
@@ -9928,6 +10229,7 @@
               </w:rPr>
               <w:t>uÉÉ(</w:t>
             </w:r>
+            <w:proofErr w:type="gramEnd"/>
             <w:r>
               <w:rPr>
                 <w:rFonts w:cs="BRH Devanagari Extra"/>
@@ -9972,6 +10274,7 @@
               </w:rPr>
               <w:t>–</w:t>
             </w:r>
+            <w:proofErr w:type="gramStart"/>
             <w:r>
               <w:rPr>
                 <w:rFonts w:ascii="BRH Devanagari Extra" w:hAnsi="BRH Devanagari Extra" w:cs="BRH Devanagari Extra"/>
@@ -9980,6 +10283,7 @@
               </w:rPr>
               <w:t>uÉÉ(</w:t>
             </w:r>
+            <w:proofErr w:type="gramEnd"/>
             <w:r>
               <w:rPr>
                 <w:rFonts w:cs="BRH Devanagari Extra"/>
@@ -10008,8 +10312,18 @@
                 <w:sz w:val="32"/>
                 <w:szCs w:val="32"/>
               </w:rPr>
-              <w:t xml:space="preserve"> mÉ¦ÉÏÿ - uÉÉ(</w:t>
-            </w:r>
+              <w:t xml:space="preserve"> mÉ¦ÉÏÿ - </w:t>
+            </w:r>
+            <w:proofErr w:type="gramStart"/>
+            <w:r>
+              <w:rPr>
+                <w:rFonts w:ascii="BRH Devanagari Extra" w:hAnsi="BRH Devanagari Extra" w:cs="BRH Devanagari Extra"/>
+                <w:sz w:val="32"/>
+                <w:szCs w:val="32"/>
+              </w:rPr>
+              <w:t>uÉÉ(</w:t>
+            </w:r>
+            <w:proofErr w:type="gramEnd"/>
             <w:r>
               <w:rPr>
                 <w:rFonts w:cs="BRH Devanagari Extra"/>
@@ -10159,7 +10473,25 @@
                 <w:sz w:val="32"/>
                 <w:szCs w:val="32"/>
               </w:rPr>
-              <w:t>)-  AalÉÉ(</w:t>
+              <w:t>)</w:t>
+            </w:r>
+            <w:proofErr w:type="gramStart"/>
+            <w:r>
+              <w:rPr>
+                <w:rFonts w:ascii="BRH Devanagari Extra" w:hAnsi="BRH Devanagari Extra" w:cs="BRH Devanagari Extra"/>
+                <w:sz w:val="32"/>
+                <w:szCs w:val="32"/>
+              </w:rPr>
+              <w:t>-  AalÉÉ</w:t>
+            </w:r>
+            <w:proofErr w:type="gramEnd"/>
+            <w:r>
+              <w:rPr>
+                <w:rFonts w:ascii="BRH Devanagari Extra" w:hAnsi="BRH Devanagari Extra" w:cs="BRH Devanagari Extra"/>
+                <w:sz w:val="32"/>
+                <w:szCs w:val="32"/>
+              </w:rPr>
+              <w:t>(</w:t>
             </w:r>
             <w:r>
               <w:rPr>
@@ -10200,6 +10532,7 @@
               </w:rPr>
               <w:t>–</w:t>
             </w:r>
+            <w:proofErr w:type="gramStart"/>
             <w:r>
               <w:rPr>
                 <w:rFonts w:ascii="BRH Devanagari Extra" w:hAnsi="BRH Devanagari Extra" w:cs="BRH Devanagari Extra"/>
@@ -10208,6 +10541,7 @@
               </w:rPr>
               <w:t>uÉÉ(</w:t>
             </w:r>
+            <w:proofErr w:type="gramEnd"/>
             <w:r>
               <w:rPr>
                 <w:rFonts w:cs="BRH Devanagari Extra"/>
@@ -10237,6 +10571,7 @@
                 <w:szCs w:val="32"/>
               </w:rPr>
             </w:pPr>
+            <w:proofErr w:type="gramStart"/>
             <w:r>
               <w:rPr>
                 <w:rFonts w:ascii="BRH Devanagari Extra" w:hAnsi="BRH Devanagari Extra" w:cs="BRH Devanagari Extra"/>
@@ -10245,6 +10580,7 @@
               </w:rPr>
               <w:t>AalÉÉ(</w:t>
             </w:r>
+            <w:proofErr w:type="gramEnd"/>
             <w:r>
               <w:rPr>
                 <w:rFonts w:cs="BRH Devanagari Extra"/>
@@ -10284,6 +10620,7 @@
               </w:rPr>
               <w:t>–</w:t>
             </w:r>
+            <w:proofErr w:type="gramStart"/>
             <w:r>
               <w:rPr>
                 <w:rFonts w:ascii="BRH Devanagari Extra" w:hAnsi="BRH Devanagari Extra" w:cs="BRH Devanagari Extra"/>
@@ -10292,6 +10629,7 @@
               </w:rPr>
               <w:t>uÉÉ(</w:t>
             </w:r>
+            <w:proofErr w:type="gramEnd"/>
             <w:r>
               <w:rPr>
                 <w:rFonts w:cs="BRH Devanagari Extra"/>
@@ -10331,6 +10669,7 @@
               </w:rPr>
               <w:t>–</w:t>
             </w:r>
+            <w:proofErr w:type="gramStart"/>
             <w:r>
               <w:rPr>
                 <w:rFonts w:ascii="BRH Devanagari Extra" w:hAnsi="BRH Devanagari Extra" w:cs="BRH Devanagari Extra"/>
@@ -10339,6 +10678,7 @@
               </w:rPr>
               <w:t>uÉÉ(</w:t>
             </w:r>
+            <w:proofErr w:type="gramEnd"/>
             <w:r>
               <w:rPr>
                 <w:rFonts w:cs="BRH Devanagari Extra"/>
@@ -10352,8 +10692,18 @@
                 <w:sz w:val="32"/>
                 <w:szCs w:val="32"/>
               </w:rPr>
-              <w:t>) AalÉÉ(</w:t>
-            </w:r>
+              <w:t xml:space="preserve">) </w:t>
+            </w:r>
+            <w:proofErr w:type="gramStart"/>
+            <w:r>
+              <w:rPr>
+                <w:rFonts w:ascii="BRH Devanagari Extra" w:hAnsi="BRH Devanagari Extra" w:cs="BRH Devanagari Extra"/>
+                <w:sz w:val="32"/>
+                <w:szCs w:val="32"/>
+              </w:rPr>
+              <w:t>AalÉÉ(</w:t>
+            </w:r>
+            <w:proofErr w:type="gramEnd"/>
             <w:r>
               <w:rPr>
                 <w:rFonts w:cs="BRH Devanagari Extra"/>
@@ -10367,8 +10717,18 @@
                 <w:sz w:val="32"/>
                 <w:szCs w:val="32"/>
               </w:rPr>
-              <w:t>) AalÉÉ(</w:t>
-            </w:r>
+              <w:t xml:space="preserve">) </w:t>
+            </w:r>
+            <w:proofErr w:type="gramStart"/>
+            <w:r>
+              <w:rPr>
+                <w:rFonts w:ascii="BRH Devanagari Extra" w:hAnsi="BRH Devanagari Extra" w:cs="BRH Devanagari Extra"/>
+                <w:sz w:val="32"/>
+                <w:szCs w:val="32"/>
+              </w:rPr>
+              <w:t>AalÉÉ(</w:t>
+            </w:r>
+            <w:proofErr w:type="gramEnd"/>
             <w:r>
               <w:rPr>
                 <w:rFonts w:cs="BRH Devanagari Extra"/>
@@ -10422,6 +10782,7 @@
               </w:rPr>
               <w:t>–</w:t>
             </w:r>
+            <w:proofErr w:type="gramStart"/>
             <w:r>
               <w:rPr>
                 <w:rFonts w:ascii="BRH Devanagari Extra" w:hAnsi="BRH Devanagari Extra" w:cs="BRH Devanagari Extra"/>
@@ -10430,6 +10791,7 @@
               </w:rPr>
               <w:t>uÉÉ(</w:t>
             </w:r>
+            <w:proofErr w:type="gramEnd"/>
             <w:r>
               <w:rPr>
                 <w:rFonts w:cs="BRH Devanagari Extra"/>
@@ -10555,7 +10917,16 @@
                 <w:sz w:val="32"/>
                 <w:szCs w:val="32"/>
               </w:rPr>
-              <w:t xml:space="preserve">)-  </w:t>
+              <w:t>)</w:t>
+            </w:r>
+            <w:proofErr w:type="gramStart"/>
+            <w:r>
+              <w:rPr>
+                <w:rFonts w:ascii="BRH Devanagari Extra" w:hAnsi="BRH Devanagari Extra" w:cs="BRH Devanagari Extra"/>
+                <w:sz w:val="32"/>
+                <w:szCs w:val="32"/>
+              </w:rPr>
+              <w:t xml:space="preserve">-  </w:t>
             </w:r>
             <w:r>
               <w:rPr>
@@ -10566,6 +10937,7 @@
               </w:rPr>
               <w:t>mÉ</w:t>
             </w:r>
+            <w:proofErr w:type="gramEnd"/>
             <w:r>
               <w:rPr>
                 <w:rFonts w:ascii="BRH Devanagari Extra" w:hAnsi="BRH Devanagari Extra" w:cs="BRH Devanagari Extra"/>
@@ -10581,6 +10953,7 @@
               </w:rPr>
               <w:t>–</w:t>
             </w:r>
+            <w:proofErr w:type="gramStart"/>
             <w:r>
               <w:rPr>
                 <w:rFonts w:ascii="BRH Devanagari Extra" w:hAnsi="BRH Devanagari Extra" w:cs="BRH Devanagari Extra"/>
@@ -10589,6 +10962,7 @@
               </w:rPr>
               <w:t>uÉÉ(</w:t>
             </w:r>
+            <w:proofErr w:type="gramEnd"/>
             <w:r>
               <w:rPr>
                 <w:rFonts w:cs="BRH Devanagari Extra"/>
@@ -10657,6 +11031,7 @@
               </w:rPr>
               <w:t>–</w:t>
             </w:r>
+            <w:proofErr w:type="gramStart"/>
             <w:r>
               <w:rPr>
                 <w:rFonts w:ascii="BRH Devanagari Extra" w:hAnsi="BRH Devanagari Extra" w:cs="BRH Devanagari Extra"/>
@@ -10665,6 +11040,7 @@
               </w:rPr>
               <w:t>uÉÉ(</w:t>
             </w:r>
+            <w:proofErr w:type="gramEnd"/>
             <w:r>
               <w:rPr>
                 <w:rFonts w:cs="BRH Devanagari Extra"/>
@@ -10734,6 +11110,7 @@
               </w:rPr>
               <w:t>–</w:t>
             </w:r>
+            <w:proofErr w:type="gramStart"/>
             <w:r>
               <w:rPr>
                 <w:rFonts w:ascii="BRH Devanagari Extra" w:hAnsi="BRH Devanagari Extra" w:cs="BRH Devanagari Extra"/>
@@ -10742,6 +11119,7 @@
               </w:rPr>
               <w:t>uÉÉ(</w:t>
             </w:r>
+            <w:proofErr w:type="gramEnd"/>
             <w:r>
               <w:rPr>
                 <w:rFonts w:cs="BRH Devanagari Extra"/>
@@ -10781,6 +11159,7 @@
               </w:rPr>
               <w:t>–</w:t>
             </w:r>
+            <w:proofErr w:type="gramStart"/>
             <w:r>
               <w:rPr>
                 <w:rFonts w:ascii="BRH Devanagari Extra" w:hAnsi="BRH Devanagari Extra" w:cs="BRH Devanagari Extra"/>
@@ -10789,6 +11168,7 @@
               </w:rPr>
               <w:t>uÉÉ(</w:t>
             </w:r>
+            <w:proofErr w:type="gramEnd"/>
             <w:r>
               <w:rPr>
                 <w:rFonts w:cs="BRH Devanagari Extra"/>
@@ -10929,7 +11309,16 @@
                 <w:sz w:val="32"/>
                 <w:szCs w:val="32"/>
               </w:rPr>
-              <w:t xml:space="preserve">)-  </w:t>
+              <w:t>)</w:t>
+            </w:r>
+            <w:proofErr w:type="gramStart"/>
+            <w:r>
+              <w:rPr>
+                <w:rFonts w:ascii="BRH Devanagari Extra" w:hAnsi="BRH Devanagari Extra" w:cs="BRH Devanagari Extra"/>
+                <w:sz w:val="32"/>
+                <w:szCs w:val="32"/>
+              </w:rPr>
+              <w:t xml:space="preserve">-  </w:t>
             </w:r>
             <w:r>
               <w:rPr>
@@ -10940,6 +11329,7 @@
               </w:rPr>
               <w:t>mÉ</w:t>
             </w:r>
+            <w:proofErr w:type="gramEnd"/>
             <w:r>
               <w:rPr>
                 <w:rFonts w:ascii="BRH Devanagari Extra" w:hAnsi="BRH Devanagari Extra" w:cs="BRH Devanagari Extra"/>
@@ -10955,6 +11345,7 @@
               </w:rPr>
               <w:t>–</w:t>
             </w:r>
+            <w:proofErr w:type="gramStart"/>
             <w:r>
               <w:rPr>
                 <w:rFonts w:ascii="BRH Devanagari Extra" w:hAnsi="BRH Devanagari Extra" w:cs="BRH Devanagari Extra"/>
@@ -10963,6 +11354,7 @@
               </w:rPr>
               <w:t>uÉÉ(</w:t>
             </w:r>
+            <w:proofErr w:type="gramEnd"/>
             <w:r>
               <w:rPr>
                 <w:rFonts w:cs="BRH Devanagari Extra"/>
@@ -11007,6 +11399,7 @@
               </w:rPr>
               <w:t>–</w:t>
             </w:r>
+            <w:proofErr w:type="gramStart"/>
             <w:r>
               <w:rPr>
                 <w:rFonts w:ascii="BRH Devanagari Extra" w:hAnsi="BRH Devanagari Extra" w:cs="BRH Devanagari Extra"/>
@@ -11015,6 +11408,7 @@
               </w:rPr>
               <w:t>uÉÉ(</w:t>
             </w:r>
+            <w:proofErr w:type="gramEnd"/>
             <w:r>
               <w:rPr>
                 <w:rFonts w:cs="BRH Devanagari Extra"/>
@@ -11043,8 +11437,18 @@
                 <w:sz w:val="32"/>
                 <w:szCs w:val="32"/>
               </w:rPr>
-              <w:t xml:space="preserve"> mÉ¦ÉÏÿ - uÉÉ(</w:t>
-            </w:r>
+              <w:t xml:space="preserve"> mÉ¦ÉÏÿ - </w:t>
+            </w:r>
+            <w:proofErr w:type="gramStart"/>
+            <w:r>
+              <w:rPr>
+                <w:rFonts w:ascii="BRH Devanagari Extra" w:hAnsi="BRH Devanagari Extra" w:cs="BRH Devanagari Extra"/>
+                <w:sz w:val="32"/>
+                <w:szCs w:val="32"/>
+              </w:rPr>
+              <w:t>uÉÉ(</w:t>
+            </w:r>
+            <w:proofErr w:type="gramEnd"/>
             <w:r>
               <w:rPr>
                 <w:rFonts w:cs="BRH Devanagari Extra"/>
@@ -11199,8 +11603,18 @@
                 <w:sz w:val="32"/>
                 <w:szCs w:val="32"/>
               </w:rPr>
-              <w:t>)-  WûÉ</w:t>
-            </w:r>
+              <w:t>)</w:t>
+            </w:r>
+            <w:proofErr w:type="gramStart"/>
+            <w:r>
+              <w:rPr>
+                <w:rFonts w:ascii="BRH Devanagari Extra" w:hAnsi="BRH Devanagari Extra" w:cs="BRH Devanagari Extra"/>
+                <w:sz w:val="32"/>
+                <w:szCs w:val="32"/>
+              </w:rPr>
+              <w:t>-  WûÉ</w:t>
+            </w:r>
+            <w:proofErr w:type="gramEnd"/>
             <w:r>
               <w:rPr>
                 <w:rFonts w:ascii="BRH Malayalam Extra" w:hAnsi="BRH Malayalam Extra" w:cs="BRH Devanagari Extra"/>
@@ -11523,8 +11937,18 @@
                 <w:sz w:val="32"/>
                 <w:szCs w:val="32"/>
               </w:rPr>
-              <w:t>)-  WûÉ</w:t>
-            </w:r>
+              <w:t>)</w:t>
+            </w:r>
+            <w:proofErr w:type="gramStart"/>
+            <w:r>
+              <w:rPr>
+                <w:rFonts w:ascii="BRH Devanagari Extra" w:hAnsi="BRH Devanagari Extra" w:cs="BRH Devanagari Extra"/>
+                <w:sz w:val="32"/>
+                <w:szCs w:val="32"/>
+              </w:rPr>
+              <w:t>-  WûÉ</w:t>
+            </w:r>
+            <w:proofErr w:type="gramEnd"/>
             <w:r>
               <w:rPr>
                 <w:rFonts w:ascii="BRH Malayalam Extra" w:hAnsi="BRH Malayalam Extra" w:cs="BRH Devanagari Extra"/>
@@ -11863,8 +12287,18 @@
                 <w:sz w:val="32"/>
                 <w:szCs w:val="32"/>
               </w:rPr>
-              <w:t>)-  A</w:t>
-            </w:r>
+              <w:t>)</w:t>
+            </w:r>
+            <w:proofErr w:type="gramStart"/>
+            <w:r>
+              <w:rPr>
+                <w:rFonts w:ascii="BRH Devanagari Extra" w:hAnsi="BRH Devanagari Extra" w:cs="BRH Devanagari Extra"/>
+                <w:sz w:val="32"/>
+                <w:szCs w:val="32"/>
+              </w:rPr>
+              <w:t>-  A</w:t>
+            </w:r>
+            <w:proofErr w:type="gramEnd"/>
             <w:r>
               <w:rPr>
                 <w:rFonts w:ascii="BRH Malayalam Extra" w:hAnsi="BRH Malayalam Extra" w:cs="BRH Devanagari Extra"/>
@@ -11944,6 +12378,7 @@
                 <w:sz w:val="32"/>
                 <w:szCs w:val="32"/>
               </w:rPr>
+              <w:lastRenderedPageBreak/>
               <w:t>A</w:t>
             </w:r>
             <w:r>
@@ -12047,6 +12482,7 @@
                 <w:rFonts w:cs="BRH Devanagari Extra"/>
                 <w:szCs w:val="32"/>
               </w:rPr>
+              <w:lastRenderedPageBreak/>
               <w:t>8</w:t>
             </w:r>
             <w:r>
@@ -12138,8 +12574,18 @@
                 <w:sz w:val="32"/>
                 <w:szCs w:val="32"/>
               </w:rPr>
-              <w:t>)-  A</w:t>
-            </w:r>
+              <w:t>)</w:t>
+            </w:r>
+            <w:proofErr w:type="gramStart"/>
+            <w:r>
+              <w:rPr>
+                <w:rFonts w:ascii="BRH Devanagari Extra" w:hAnsi="BRH Devanagari Extra" w:cs="BRH Devanagari Extra"/>
+                <w:sz w:val="32"/>
+                <w:szCs w:val="32"/>
+              </w:rPr>
+              <w:t>-  A</w:t>
+            </w:r>
+            <w:proofErr w:type="gramEnd"/>
             <w:r>
               <w:rPr>
                 <w:rFonts w:ascii="BRH Malayalam Extra" w:hAnsi="BRH Malayalam Extra" w:cs="BRH Devanagari Extra"/>
@@ -12219,6 +12665,7 @@
                 <w:sz w:val="32"/>
                 <w:szCs w:val="32"/>
               </w:rPr>
+              <w:lastRenderedPageBreak/>
               <w:t>A</w:t>
             </w:r>
             <w:r>
@@ -12335,6 +12782,7 @@
                 <w:rFonts w:cs="BRH Devanagari Extra"/>
                 <w:szCs w:val="32"/>
               </w:rPr>
+              <w:lastRenderedPageBreak/>
               <w:t>25</w:t>
             </w:r>
             <w:r>
@@ -12426,7 +12874,25 @@
                 <w:sz w:val="32"/>
                 <w:szCs w:val="32"/>
               </w:rPr>
-              <w:t>)-  AÉåeÉþxuÉiÉå ||</w:t>
+              <w:t>)</w:t>
+            </w:r>
+            <w:proofErr w:type="gramStart"/>
+            <w:r>
+              <w:rPr>
+                <w:rFonts w:ascii="BRH Devanagari Extra" w:hAnsi="BRH Devanagari Extra" w:cs="BRH Devanagari Extra"/>
+                <w:sz w:val="32"/>
+                <w:szCs w:val="32"/>
+              </w:rPr>
+              <w:t>-  AÉåeÉþxuÉiÉå</w:t>
+            </w:r>
+            <w:proofErr w:type="gramEnd"/>
+            <w:r>
+              <w:rPr>
+                <w:rFonts w:ascii="BRH Devanagari Extra" w:hAnsi="BRH Devanagari Extra" w:cs="BRH Devanagari Extra"/>
+                <w:sz w:val="32"/>
+                <w:szCs w:val="32"/>
+              </w:rPr>
+              <w:t xml:space="preserve"> ||</w:t>
             </w:r>
           </w:p>
           <w:p>
@@ -12447,7 +12913,6 @@
                 <w:sz w:val="32"/>
                 <w:szCs w:val="32"/>
               </w:rPr>
-              <w:lastRenderedPageBreak/>
               <w:t>AÉåeÉþxuÉiÉ</w:t>
             </w:r>
             <w:r>
@@ -12529,7 +12994,6 @@
                 <w:rFonts w:cs="BRH Devanagari Extra"/>
                 <w:szCs w:val="40"/>
               </w:rPr>
-              <w:lastRenderedPageBreak/>
               <w:t>25</w:t>
             </w:r>
             <w:r>
@@ -12635,7 +13099,6 @@
                 <w:sz w:val="32"/>
                 <w:szCs w:val="40"/>
               </w:rPr>
-              <w:lastRenderedPageBreak/>
               <w:t>AÉåeÉþxuÉiÉ</w:t>
             </w:r>
             <w:r>
@@ -12714,7 +13177,6 @@
                 <w:rFonts w:cs="BRH Devanagari Extra"/>
                 <w:szCs w:val="32"/>
               </w:rPr>
-              <w:lastRenderedPageBreak/>
               <w:t>1</w:t>
             </w:r>
             <w:r>
@@ -12806,7 +13268,16 @@
                 <w:sz w:val="32"/>
                 <w:szCs w:val="32"/>
               </w:rPr>
-              <w:t xml:space="preserve">)-  </w:t>
+              <w:t>)</w:t>
+            </w:r>
+            <w:proofErr w:type="gramStart"/>
+            <w:r>
+              <w:rPr>
+                <w:rFonts w:ascii="BRH Devanagari Extra" w:hAnsi="BRH Devanagari Extra" w:cs="BRH Devanagari Extra"/>
+                <w:sz w:val="32"/>
+                <w:szCs w:val="32"/>
+              </w:rPr>
+              <w:t xml:space="preserve">-  </w:t>
             </w:r>
             <w:r>
               <w:rPr>
@@ -12817,6 +13288,7 @@
               </w:rPr>
               <w:t>kÉ</w:t>
             </w:r>
+            <w:proofErr w:type="gramEnd"/>
             <w:r>
               <w:rPr>
                 <w:rFonts w:ascii="BRH Malayalam Extra" w:hAnsi="BRH Malayalam Extra" w:cs="BRH Devanagari Extra"/>
@@ -13100,7 +13572,16 @@
                 <w:sz w:val="32"/>
                 <w:szCs w:val="32"/>
               </w:rPr>
-              <w:t xml:space="preserve">)-  </w:t>
+              <w:t>)</w:t>
+            </w:r>
+            <w:proofErr w:type="gramStart"/>
+            <w:r>
+              <w:rPr>
+                <w:rFonts w:ascii="BRH Devanagari Extra" w:hAnsi="BRH Devanagari Extra" w:cs="BRH Devanagari Extra"/>
+                <w:sz w:val="32"/>
+                <w:szCs w:val="32"/>
+              </w:rPr>
+              <w:t xml:space="preserve">-  </w:t>
             </w:r>
             <w:r>
               <w:rPr>
@@ -13111,6 +13592,7 @@
               </w:rPr>
               <w:t>kÉÉ</w:t>
             </w:r>
+            <w:proofErr w:type="gramEnd"/>
             <w:r>
               <w:rPr>
                 <w:rFonts w:ascii="BRH Malayalam Extra" w:hAnsi="BRH Malayalam Extra" w:cs="BRH Devanagari Extra"/>
@@ -13401,7 +13883,25 @@
                 <w:sz w:val="32"/>
                 <w:szCs w:val="32"/>
               </w:rPr>
-              <w:t>)-  mÉljÉÉÿqÉç | AluÉå</w:t>
+              <w:t>)</w:t>
+            </w:r>
+            <w:proofErr w:type="gramStart"/>
+            <w:r>
+              <w:rPr>
+                <w:rFonts w:ascii="BRH Devanagari Extra" w:hAnsi="BRH Devanagari Extra" w:cs="BRH Devanagari Extra"/>
+                <w:sz w:val="32"/>
+                <w:szCs w:val="32"/>
+              </w:rPr>
+              <w:t>-  mÉljÉÉÿqÉç</w:t>
+            </w:r>
+            <w:proofErr w:type="gramEnd"/>
+            <w:r>
+              <w:rPr>
+                <w:rFonts w:ascii="BRH Devanagari Extra" w:hAnsi="BRH Devanagari Extra" w:cs="BRH Devanagari Extra"/>
+                <w:sz w:val="32"/>
+                <w:szCs w:val="32"/>
+              </w:rPr>
+              <w:t xml:space="preserve"> | AluÉå</w:t>
             </w:r>
             <w:r>
               <w:rPr>
@@ -13662,7 +14162,16 @@
                 <w:sz w:val="32"/>
                 <w:szCs w:val="32"/>
               </w:rPr>
-              <w:t>)-  AluÉåþ</w:t>
+              <w:t>)</w:t>
+            </w:r>
+            <w:proofErr w:type="gramStart"/>
+            <w:r>
+              <w:rPr>
+                <w:rFonts w:ascii="BRH Devanagari Extra" w:hAnsi="BRH Devanagari Extra" w:cs="BRH Devanagari Extra"/>
+                <w:sz w:val="32"/>
+                <w:szCs w:val="32"/>
+              </w:rPr>
+              <w:t>-  AluÉåþ</w:t>
             </w:r>
             <w:r>
               <w:rPr>
@@ -13679,7 +14188,16 @@
                 <w:sz w:val="32"/>
                 <w:szCs w:val="32"/>
               </w:rPr>
-              <w:t>uÉæ | E</w:t>
+              <w:t>uÉæ</w:t>
+            </w:r>
+            <w:proofErr w:type="gramEnd"/>
+            <w:r>
+              <w:rPr>
+                <w:rFonts w:ascii="BRH Devanagari Extra" w:hAnsi="BRH Devanagari Extra" w:cs="BRH Devanagari Extra"/>
+                <w:sz w:val="32"/>
+                <w:szCs w:val="32"/>
+              </w:rPr>
+              <w:t xml:space="preserve"> | E</w:t>
             </w:r>
             <w:r>
               <w:rPr>
@@ -13943,7 +14461,16 @@
                 <w:sz w:val="32"/>
                 <w:szCs w:val="32"/>
               </w:rPr>
-              <w:t>)-  AluÉ</w:t>
+              <w:t>)</w:t>
+            </w:r>
+            <w:proofErr w:type="gramStart"/>
+            <w:r>
+              <w:rPr>
+                <w:rFonts w:ascii="BRH Devanagari Extra" w:hAnsi="BRH Devanagari Extra" w:cs="BRH Devanagari Extra"/>
+                <w:sz w:val="32"/>
+                <w:szCs w:val="32"/>
+              </w:rPr>
+              <w:t>-  AluÉ</w:t>
             </w:r>
             <w:r>
               <w:rPr>
@@ -13960,7 +14487,16 @@
                 <w:sz w:val="32"/>
                 <w:szCs w:val="32"/>
               </w:rPr>
-              <w:t xml:space="preserve">uÉæ | </w:t>
+              <w:t>uÉæ</w:t>
+            </w:r>
+            <w:proofErr w:type="gramEnd"/>
+            <w:r>
+              <w:rPr>
+                <w:rFonts w:ascii="BRH Devanagari Extra" w:hAnsi="BRH Devanagari Extra" w:cs="BRH Devanagari Extra"/>
+                <w:sz w:val="32"/>
+                <w:szCs w:val="32"/>
+              </w:rPr>
+              <w:t xml:space="preserve"> | </w:t>
             </w:r>
           </w:p>
           <w:p>
@@ -14149,7 +14685,25 @@
                 <w:sz w:val="32"/>
                 <w:szCs w:val="32"/>
               </w:rPr>
-              <w:t>)-  mÉljÉÉÿqÉç | AluÉ</w:t>
+              <w:t>)</w:t>
+            </w:r>
+            <w:proofErr w:type="gramStart"/>
+            <w:r>
+              <w:rPr>
+                <w:rFonts w:ascii="BRH Devanagari Extra" w:hAnsi="BRH Devanagari Extra" w:cs="BRH Devanagari Extra"/>
+                <w:sz w:val="32"/>
+                <w:szCs w:val="32"/>
+              </w:rPr>
+              <w:t>-  mÉljÉÉÿqÉç</w:t>
+            </w:r>
+            <w:proofErr w:type="gramEnd"/>
+            <w:r>
+              <w:rPr>
+                <w:rFonts w:ascii="BRH Devanagari Extra" w:hAnsi="BRH Devanagari Extra" w:cs="BRH Devanagari Extra"/>
+                <w:sz w:val="32"/>
+                <w:szCs w:val="32"/>
+              </w:rPr>
+              <w:t xml:space="preserve"> | AluÉ</w:t>
             </w:r>
             <w:r>
               <w:rPr>
@@ -14496,7 +15050,16 @@
                 <w:sz w:val="32"/>
                 <w:szCs w:val="32"/>
               </w:rPr>
-              <w:t>)-  AluÉ</w:t>
+              <w:t>)</w:t>
+            </w:r>
+            <w:proofErr w:type="gramStart"/>
+            <w:r>
+              <w:rPr>
+                <w:rFonts w:ascii="BRH Devanagari Extra" w:hAnsi="BRH Devanagari Extra" w:cs="BRH Devanagari Extra"/>
+                <w:sz w:val="32"/>
+                <w:szCs w:val="32"/>
+              </w:rPr>
+              <w:t>-  AluÉ</w:t>
             </w:r>
             <w:r>
               <w:rPr>
@@ -14507,6 +15070,7 @@
               </w:rPr>
               <w:t>åþiÉ</w:t>
             </w:r>
+            <w:proofErr w:type="gramEnd"/>
             <w:r>
               <w:rPr>
                 <w:rFonts w:ascii="BRH Malayalam Extra" w:hAnsi="BRH Malayalam Extra" w:cs="BRH Devanagari Extra"/>
@@ -14843,7 +15407,16 @@
                 <w:sz w:val="32"/>
                 <w:szCs w:val="32"/>
               </w:rPr>
-              <w:t>)-  AluÉ</w:t>
+              <w:t>)</w:t>
+            </w:r>
+            <w:proofErr w:type="gramStart"/>
+            <w:r>
+              <w:rPr>
+                <w:rFonts w:ascii="BRH Devanagari Extra" w:hAnsi="BRH Devanagari Extra" w:cs="BRH Devanagari Extra"/>
+                <w:sz w:val="32"/>
+                <w:szCs w:val="32"/>
+              </w:rPr>
+              <w:t>-  AluÉ</w:t>
             </w:r>
             <w:r>
               <w:rPr>
@@ -14854,6 +15427,7 @@
               </w:rPr>
               <w:t>åþiÉ</w:t>
             </w:r>
+            <w:proofErr w:type="gramEnd"/>
             <w:r>
               <w:rPr>
                 <w:rFonts w:ascii="BRH Malayalam Extra" w:hAnsi="BRH Malayalam Extra" w:cs="BRH Devanagari Extra"/>
@@ -15121,8 +15695,18 @@
                 <w:sz w:val="32"/>
                 <w:szCs w:val="32"/>
               </w:rPr>
-              <w:t>)-  ÍcÉ</w:t>
-            </w:r>
+              <w:t>)</w:t>
+            </w:r>
+            <w:proofErr w:type="gramStart"/>
+            <w:r>
+              <w:rPr>
+                <w:rFonts w:ascii="BRH Devanagari Extra" w:hAnsi="BRH Devanagari Extra" w:cs="BRH Devanagari Extra"/>
+                <w:sz w:val="32"/>
+                <w:szCs w:val="32"/>
+              </w:rPr>
+              <w:t>-  ÍcÉ</w:t>
+            </w:r>
+            <w:proofErr w:type="gramEnd"/>
             <w:r>
               <w:rPr>
                 <w:rFonts w:ascii="BRH Malayalam Extra" w:hAnsi="BRH Malayalam Extra" w:cs="BRH Devanagari Extra"/>
@@ -15320,8 +15904,18 @@
                 <w:sz w:val="32"/>
                 <w:szCs w:val="32"/>
               </w:rPr>
-              <w:t>)-  ÍcÉ</w:t>
-            </w:r>
+              <w:t>)</w:t>
+            </w:r>
+            <w:proofErr w:type="gramStart"/>
+            <w:r>
+              <w:rPr>
+                <w:rFonts w:ascii="BRH Devanagari Extra" w:hAnsi="BRH Devanagari Extra" w:cs="BRH Devanagari Extra"/>
+                <w:sz w:val="32"/>
+                <w:szCs w:val="32"/>
+              </w:rPr>
+              <w:t>-  ÍcÉ</w:t>
+            </w:r>
+            <w:proofErr w:type="gramEnd"/>
             <w:r>
               <w:rPr>
                 <w:rFonts w:ascii="BRH Malayalam Extra" w:hAnsi="BRH Malayalam Extra" w:cs="BRH Devanagari Extra"/>
@@ -15425,6 +16019,7 @@
                 <w:rFonts w:cs="BRH Devanagari Extra"/>
                 <w:szCs w:val="32"/>
               </w:rPr>
+              <w:lastRenderedPageBreak/>
               <w:t>52</w:t>
             </w:r>
             <w:r>
@@ -15516,8 +16111,18 @@
                 <w:sz w:val="32"/>
                 <w:szCs w:val="32"/>
               </w:rPr>
-              <w:t>)-  ÌuÉ</w:t>
-            </w:r>
+              <w:t>)</w:t>
+            </w:r>
+            <w:proofErr w:type="gramStart"/>
+            <w:r>
+              <w:rPr>
+                <w:rFonts w:ascii="BRH Devanagari Extra" w:hAnsi="BRH Devanagari Extra" w:cs="BRH Devanagari Extra"/>
+                <w:sz w:val="32"/>
+                <w:szCs w:val="32"/>
+              </w:rPr>
+              <w:t>-  ÌuÉ</w:t>
+            </w:r>
+            <w:proofErr w:type="gramEnd"/>
             <w:r>
               <w:rPr>
                 <w:rFonts w:ascii="BRH Malayalam Extra" w:hAnsi="BRH Malayalam Extra" w:cs="BRH Devanagari Extra"/>
@@ -15817,8 +16422,18 @@
                 <w:sz w:val="32"/>
                 <w:szCs w:val="32"/>
               </w:rPr>
-              <w:t>)-  ÌuÉ</w:t>
-            </w:r>
+              <w:t>)</w:t>
+            </w:r>
+            <w:proofErr w:type="gramStart"/>
+            <w:r>
+              <w:rPr>
+                <w:rFonts w:ascii="BRH Devanagari Extra" w:hAnsi="BRH Devanagari Extra" w:cs="BRH Devanagari Extra"/>
+                <w:sz w:val="32"/>
+                <w:szCs w:val="32"/>
+              </w:rPr>
+              <w:t>-  ÌuÉ</w:t>
+            </w:r>
+            <w:proofErr w:type="gramEnd"/>
             <w:r>
               <w:rPr>
                 <w:rFonts w:ascii="BRH Malayalam Extra" w:hAnsi="BRH Malayalam Extra" w:cs="BRH Devanagari Extra"/>
